--- a/LADWP_Auth0_Migration_Setup_Guide.docx
+++ b/LADWP_Auth0_Migration_Setup_Guide.docx
@@ -1,5 +1,27 @@
 
-<file path=word/document.xml><?xml version="1.0" encoding="utf-8"?>
+<file path=docProps\app.xml><?xml version="1.0" encoding="utf-8"?>
+<Properties xmlns="http://schemas.openxmlformats.org/officeDocument/2006/extended-properties" xmlns:vt="http://schemas.openxmlformats.org/officeDocument/2006/docPropsVTypes"/>
+</file>
+
+<file path=docProps\core.xml><?xml version="1.0" encoding="utf-8"?>
+<cp:coreProperties xmlns:cp="http://schemas.openxmlformats.org/package/2006/metadata/core-properties" xmlns:dc="http://purl.org/dc/elements/1.1/" xmlns:dcterms="http://purl.org/dc/terms/" xmlns:dcmitype="http://purl.org/dc/dcmitype/" xmlns:xsi="http://www.w3.org/2001/XMLSchema-instance">
+  <dc:creator>Un-named</dc:creator>
+  <cp:lastModifiedBy>Un-named</cp:lastModifiedBy>
+  <cp:revision>1</cp:revision>
+  <dcterms:created xsi:type="dcterms:W3CDTF">2026-09-21T10:46:51.195Z</dcterms:created>
+  <dcterms:modified xsi:type="dcterms:W3CDTF">2026-09-21T10:46:51.195Z</dcterms:modified>
+</cp:coreProperties>
+</file>
+
+<file path=docProps\custom.xml><?xml version="1.0" encoding="utf-8"?>
+<Properties xmlns="http://schemas.openxmlformats.org/officeDocument/2006/custom-properties" xmlns:vt="http://schemas.openxmlformats.org/officeDocument/2006/docPropsVTypes"/>
+</file>
+
+<file path=word\comments.xml><?xml version="1.0" encoding="utf-8"?>
+<w:comments xmlns:cx="http://schemas.microsoft.com/office/drawing/2014/chartex" xmlns:cx1="http://schemas.microsoft.com/office/drawing/2015/9/8/chartex" xmlns:cx2="http://schemas.microsoft.com/office/drawing/2015/10/21/chartex" xmlns:cx3="http://schemas.microsoft.com/office/drawing/2016/5/9/chartex" xmlns:cx4="http://schemas.microsoft.com/office/drawing/2016/5/10/chartex" xmlns:cx5="http://schemas.microsoft.com/office/drawing/2016/5/11/chartex" xmlns:cx6="http://schemas.microsoft.com/office/drawing/2016/5/12/chartex" xmlns:cx7="http://schemas.microsoft.com/office/drawing/2016/5/13/chartex" xmlns:cx8="http://schemas.microsoft.com/office/drawing/2016/5/14/chartex" xmlns:mc="http://schemas.openxmlformats.org/markup-compatibility/2006" xmlns:aink="http://schemas.microsoft.com/office/drawing/2016/ink" xmlns:am3d="http://schemas.microsoft.com/office/drawing/2017/model3d" xmlns:o="urn:schemas-microsoft-com:office:office" xmlns:r="http://schemas.openxmlformats.org/officeDocument/2006/relationships" xmlns:m="http://schemas.openxmlformats.org/officeDocument/2006/math" xmlns:v="urn:schemas-microsoft-com:vml" xmlns:wp14="http://schemas.microsoft.com/office/word/2010/wordprocessingDrawing" xmlns:wp="http://schemas.openxmlformats.org/drawingml/2006/wordprocessingDrawing" xmlns:w10="urn:schemas-microsoft-com:office:word" xmlns:w="http://schemas.openxmlformats.org/wordprocessingml/2006/main" xmlns:w14="http://schemas.microsoft.com/office/word/2010/wordml" xmlns:w15="http://schemas.microsoft.com/office/word/2012/wordml" xmlns:w16cex="http://schemas.microsoft.com/office/word/2018/wordml/cex" xmlns:w16cid="http://schemas.microsoft.com/office/word/2016/wordml/cid" xmlns:w16="http://schemas.microsoft.com/office/word/2018/wordml" xmlns:w16sdtdh="http://schemas.microsoft.com/office/word/2020/wordml/sdtdatahash" xmlns:w16se="http://schemas.microsoft.com/office/word/2015/wordml/symex" xmlns:wpg="http://schemas.microsoft.com/office/word/2010/wordprocessingGroup" xmlns:wpi="http://schemas.microsoft.com/office/word/2010/wordprocessingInk" xmlns:wne="http://schemas.microsoft.com/office/word/2006/wordml" xmlns:wps="http://schemas.microsoft.com/office/word/2010/wordprocessingShape"/>
+</file>
+
+<file path=word\document.xml><?xml version="1.0" encoding="utf-8"?>
 <w:document xmlns:wpc="http://schemas.microsoft.com/office/word/2010/wordprocessingCanvas" xmlns:mc="http://schemas.openxmlformats.org/markup-compatibility/2006" xmlns:o="urn:schemas-microsoft-com:office:office" xmlns:r="http://schemas.openxmlformats.org/officeDocument/2006/relationships" xmlns:m="http://schemas.openxmlformats.org/officeDocument/2006/math" xmlns:v="urn:schemas-microsoft-com:vml" xmlns:wp14="http://schemas.microsoft.com/office/word/2010/wordprocessingDrawing" xmlns:wp="http://schemas.openxmlformats.org/drawingml/2006/wordprocessingDrawing" xmlns:w10="urn:schemas-microsoft-com:office:word" xmlns:w="http://schemas.openxmlformats.org/wordprocessingml/2006/main" xmlns:w14="http://schemas.microsoft.com/office/word/2010/wordml" xmlns:w15="http://schemas.microsoft.com/office/word/2012/wordml" xmlns:wpg="http://schemas.microsoft.com/office/word/2010/wordprocessingGroup" xmlns:wpi="http://schemas.microsoft.com/office/word/2010/wordprocessingInk" xmlns:wne="http://schemas.microsoft.com/office/word/2006/wordml" xmlns:wps="http://schemas.microsoft.com/office/word/2010/wordprocessingShape" xmlns:cx="http://schemas.microsoft.com/office/drawing/2014/chartex" xmlns:cx1="http://schemas.microsoft.com/office/drawing/2015/9/8/chartex" xmlns:cx2="http://schemas.microsoft.com/office/drawing/2015/10/21/chartex" xmlns:cx3="http://schemas.microsoft.com/office/drawing/2016/5/9/chartex" xmlns:cx4="http://schemas.microsoft.com/office/drawing/2016/5/10/chartex" xmlns:cx5="http://schemas.microsoft.com/office/drawing/2016/5/11/chartex" xmlns:cx6="http://schemas.microsoft.com/office/drawing/2016/5/12/chartex" xmlns:cx7="http://schemas.microsoft.com/office/drawing/2016/5/13/chartex" xmlns:cx8="http://schemas.microsoft.com/office/drawing/2016/5/14/chartex" xmlns:aink="http://schemas.microsoft.com/office/drawing/2016/ink" xmlns:am3d="http://schemas.microsoft.com/office/drawing/2017/model3d" xmlns:w16cex="http://schemas.microsoft.com/office/word/2018/wordml/cex" xmlns:w16cid="http://schemas.microsoft.com/office/word/2016/wordml/cid" xmlns:w16="http://schemas.microsoft.com/office/word/2018/wordml" xmlns:w16sdtdh="http://schemas.microsoft.com/office/word/2020/wordml/sdtdatahash" xmlns:w16se="http://schemas.microsoft.com/office/word/2015/wordml/symex" mc:Ignorable="w14 w15 wp14">
   <w:body>
     <w:p>
@@ -4266,6 +4288,23 @@
     </w:p>
     <w:p>
       <w:pPr>
+        <w:pStyle w:val="Heading3"/>
+        <w:spacing w:after="60" w:before="200"/>
+      </w:pPr>
+      <w:r>
+        <w:rPr>
+          <w:rFonts w:ascii="Calibri" w:cs="Calibri" w:eastAsia="Calibri" w:hAnsi="Calibri"/>
+          <w:b/>
+          <w:bCs/>
+          <w:color w:val="1A5CB8"/>
+          <w:sz w:val="22"/>
+          <w:szCs w:val="22"/>
+        </w:rPr>
+        <w:t xml:space="preserve">6.0 Pre-flight — Ensure Redis is Running</w:t>
+      </w:r>
+    </w:p>
+    <w:p>
+      <w:pPr>
         <w:spacing w:after="80"/>
       </w:pPr>
       <w:r>
@@ -4274,7 +4313,42 @@
           <w:sz w:val="22"/>
           <w:szCs w:val="22"/>
         </w:rPr>
-        <w:t xml:space="preserve">Use the --fresh flag only when beginning a brand-new migration. It wipes all checkpoint keys and the source offset in Redis.</w:t>
+        <w:t xml:space="preserve">Before running the migration script, confirm that Redis is online. Without it the script exits immediately on startup with a connection error.</w:t>
+      </w:r>
+    </w:p>
+    <w:p>
+      <w:pPr>
+        <w:spacing w:after="60"/>
+      </w:pPr>
+    </w:p>
+    <w:p>
+      <w:pPr>
+        <w:pStyle w:val="Heading3"/>
+        <w:spacing w:after="60" w:before="200"/>
+      </w:pPr>
+      <w:r>
+        <w:rPr>
+          <w:rFonts w:ascii="Calibri" w:cs="Calibri" w:eastAsia="Calibri" w:hAnsi="Calibri"/>
+          <w:b/>
+          <w:bCs/>
+          <w:color w:val="1A5CB8"/>
+          <w:sz w:val="22"/>
+          <w:szCs w:val="22"/>
+        </w:rPr>
+        <w:t xml:space="preserve">Option A — WSL2 (Recommended)</w:t>
+      </w:r>
+    </w:p>
+    <w:p>
+      <w:pPr>
+        <w:spacing w:after="80"/>
+      </w:pPr>
+      <w:r>
+        <w:rPr>
+          <w:color w:val="0F1C2E"/>
+          <w:sz w:val="22"/>
+          <w:szCs w:val="22"/>
+        </w:rPr>
+        <w:t xml:space="preserve">Open the Ubuntu app from the Start menu and run:</w:t>
       </w:r>
     </w:p>
     <w:tbl>
@@ -4321,21 +4395,21 @@
                 <w:sz w:val="18"/>
                 <w:szCs w:val="18"/>
               </w:rPr>
-              <w:t xml:space="preserve"># Navigate to the migration-script directory:</w:t>
-            </w:r>
-          </w:p>
-          <w:p>
-            <w:pPr>
-              <w:spacing w:after="0"/>
-            </w:pPr>
-            <w:r>
-              <w:rPr>
-                <w:rFonts w:ascii="Courier New" w:cs="Courier New" w:eastAsia="Courier New" w:hAnsi="Courier New"/>
-                <w:color w:val="CDD9E5"/>
-                <w:sz w:val="18"/>
-                <w:szCs w:val="18"/>
-              </w:rPr>
-              <w:t xml:space="preserve">cd C:\Users\arbmishra\Desktop\Project\LADWP\Auth0MigrationScript\migration-script</w:t>
+              <w:t xml:space="preserve"># Start Redis inside WSL Ubuntu:</w:t>
+            </w:r>
+          </w:p>
+          <w:p>
+            <w:pPr>
+              <w:spacing w:after="0"/>
+            </w:pPr>
+            <w:r>
+              <w:rPr>
+                <w:rFonts w:ascii="Courier New" w:cs="Courier New" w:eastAsia="Courier New" w:hAnsi="Courier New"/>
+                <w:color w:val="CDD9E5"/>
+                <w:sz w:val="18"/>
+                <w:szCs w:val="18"/>
+              </w:rPr>
+              <w:t xml:space="preserve">sudo service redis-server start</w:t>
             </w:r>
           </w:p>
           <w:p>
@@ -4363,21 +4437,35 @@
                 <w:sz w:val="18"/>
                 <w:szCs w:val="18"/>
               </w:rPr>
-              <w:t xml:space="preserve"># Start with a clean slate:</w:t>
-            </w:r>
-          </w:p>
-          <w:p>
-            <w:pPr>
-              <w:spacing w:after="0"/>
-            </w:pPr>
-            <w:r>
-              <w:rPr>
-                <w:rFonts w:ascii="Courier New" w:cs="Courier New" w:eastAsia="Courier New" w:hAnsi="Courier New"/>
-                <w:color w:val="CDD9E5"/>
-                <w:sz w:val="18"/>
-                <w:szCs w:val="18"/>
-              </w:rPr>
-              <w:t xml:space="preserve">node src/index.js --fresh</w:t>
+              <w:t xml:space="preserve"># Confirm it is running:</w:t>
+            </w:r>
+          </w:p>
+          <w:p>
+            <w:pPr>
+              <w:spacing w:after="0"/>
+            </w:pPr>
+            <w:r>
+              <w:rPr>
+                <w:rFonts w:ascii="Courier New" w:cs="Courier New" w:eastAsia="Courier New" w:hAnsi="Courier New"/>
+                <w:color w:val="CDD9E5"/>
+                <w:sz w:val="18"/>
+                <w:szCs w:val="18"/>
+              </w:rPr>
+              <w:t xml:space="preserve">redis-cli ping</w:t>
+            </w:r>
+          </w:p>
+          <w:p>
+            <w:pPr>
+              <w:spacing w:after="0"/>
+            </w:pPr>
+            <w:r>
+              <w:rPr>
+                <w:rFonts w:ascii="Courier New" w:cs="Courier New" w:eastAsia="Courier New" w:hAnsi="Courier New"/>
+                <w:color w:val="CDD9E5"/>
+                <w:sz w:val="18"/>
+                <w:szCs w:val="18"/>
+              </w:rPr>
+              <w:t xml:space="preserve"># Expected output: PONG</w:t>
             </w:r>
           </w:p>
         </w:tc>
@@ -4387,6 +4475,36 @@
       <w:pPr>
         <w:spacing w:after="80"/>
       </w:pPr>
+    </w:p>
+    <w:p>
+      <w:pPr>
+        <w:pStyle w:val="Heading3"/>
+        <w:spacing w:after="60" w:before="200"/>
+      </w:pPr>
+      <w:r>
+        <w:rPr>
+          <w:rFonts w:ascii="Calibri" w:cs="Calibri" w:eastAsia="Calibri" w:hAnsi="Calibri"/>
+          <w:b/>
+          <w:bCs/>
+          <w:color w:val="1A5CB8"/>
+          <w:sz w:val="22"/>
+          <w:szCs w:val="22"/>
+        </w:rPr>
+        <w:t xml:space="preserve">Option B — Windows Portable (C:\Redis)</w:t>
+      </w:r>
+    </w:p>
+    <w:p>
+      <w:pPr>
+        <w:spacing w:after="80"/>
+      </w:pPr>
+      <w:r>
+        <w:rPr>
+          <w:color w:val="0F1C2E"/>
+          <w:sz w:val="22"/>
+          <w:szCs w:val="22"/>
+        </w:rPr>
+        <w:t xml:space="preserve">If you are not using WSL, run the included PowerShell script from the migration-script folder:</w:t>
+      </w:r>
     </w:p>
     <w:tbl>
       <w:tblPr>
@@ -4408,16 +4526,16 @@
           <w:tcPr>
             <w:tcW w:type="dxa" w:w="9360"/>
             <w:tcBorders>
-              <w:top w:val="none"/>
-              <w:left w:val="single" w:color="D29922" w:sz="8"/>
-              <w:bottom w:val="none"/>
-              <w:right w:val="none"/>
+              <w:top w:val="single" w:color="30363D" w:sz="1"/>
+              <w:left w:val="single" w:color="1A5CB8" w:sz="4"/>
+              <w:bottom w:val="single" w:color="30363D" w:sz="1"/>
+              <w:right w:val="single" w:color="30363D" w:sz="1"/>
             </w:tcBorders>
-            <w:shd w:fill="FFF8C5" w:val="clear"/>
-            <w:tcMar>
-              <w:top w:type="dxa" w:w="100"/>
+            <w:shd w:fill="1C2333" w:val="clear"/>
+            <w:tcMar>
+              <w:top w:type="dxa" w:w="120"/>
               <w:left w:type="dxa" w:w="200"/>
-              <w:bottom w:type="dxa" w:w="100"/>
+              <w:bottom w:type="dxa" w:w="120"/>
               <w:right w:type="dxa" w:w="200"/>
             </w:tcMar>
           </w:tcPr>
@@ -4427,11 +4545,54 @@
             </w:pPr>
             <w:r>
               <w:rPr>
-                <w:color w:val="0F1C2E"/>
-                <w:sz w:val="20"/>
-                <w:szCs w:val="20"/>
-              </w:rPr>
-              <w:t xml:space="preserve">WARNING: Do NOT use --fresh to resume an interrupted run. It deletes all progress. Use it only intentionally at the start of a new migration cycle.</w:t>
+                <w:rFonts w:ascii="Courier New" w:cs="Courier New" w:eastAsia="Courier New" w:hAnsi="Courier New"/>
+                <w:color w:val="CDD9E5"/>
+                <w:sz w:val="18"/>
+                <w:szCs w:val="18"/>
+              </w:rPr>
+              <w:t xml:space="preserve">cd C:\Users\arbmishra\Desktop\Project\LADWP\Auth0MigrationScript\migration-script</w:t>
+            </w:r>
+          </w:p>
+          <w:p>
+            <w:pPr>
+              <w:spacing w:after="0"/>
+            </w:pPr>
+            <w:r>
+              <w:rPr>
+                <w:rFonts w:ascii="Courier New" w:cs="Courier New" w:eastAsia="Courier New" w:hAnsi="Courier New"/>
+                <w:color w:val="CDD9E5"/>
+                <w:sz w:val="18"/>
+                <w:szCs w:val="18"/>
+              </w:rPr>
+              <w:t xml:space="preserve"/>
+            </w:r>
+          </w:p>
+          <w:p>
+            <w:pPr>
+              <w:spacing w:after="0"/>
+            </w:pPr>
+            <w:r>
+              <w:rPr>
+                <w:rFonts w:ascii="Courier New" w:cs="Courier New" w:eastAsia="Courier New" w:hAnsi="Courier New"/>
+                <w:color w:val="CDD9E5"/>
+                <w:sz w:val="18"/>
+                <w:szCs w:val="18"/>
+              </w:rPr>
+              <w:t xml:space="preserve">.\start-redis.ps1</w:t>
+            </w:r>
+          </w:p>
+          <w:p>
+            <w:pPr>
+              <w:spacing w:after="0"/>
+            </w:pPr>
+            <w:r>
+              <w:rPr>
+                <w:rFonts w:ascii="Courier New" w:cs="Courier New" w:eastAsia="Courier New" w:hAnsi="Courier New"/>
+                <w:color w:val="CDD9E5"/>
+                <w:sz w:val="18"/>
+                <w:szCs w:val="18"/>
+              </w:rPr>
+              <w:t xml:space="preserve"># Expected output: PONG</w:t>
             </w:r>
           </w:p>
         </w:tc>
@@ -4439,7 +4600,7 @@
     </w:tbl>
     <w:p>
       <w:pPr>
-        <w:spacing w:after="100"/>
+        <w:spacing w:after="80"/>
       </w:pPr>
     </w:p>
     <w:p>
@@ -4456,7 +4617,7 @@
           <w:sz w:val="22"/>
           <w:szCs w:val="22"/>
         </w:rPr>
-        <w:t xml:space="preserve">Resume after any interruption</w:t>
+        <w:t xml:space="preserve">6.1 Verify source data is loaded</w:t>
       </w:r>
     </w:p>
     <w:p>
@@ -4469,7 +4630,7 @@
           <w:sz w:val="22"/>
           <w:szCs w:val="22"/>
         </w:rPr>
-        <w:t xml:space="preserve">After a crash, power cut, or manual stop (Ctrl+C), simply restart without any flags. The script reads the checkpoint from Redis and continues from where it stopped.</w:t>
+        <w:t xml:space="preserve">Confirm the Redis source list has records before starting the migration:</w:t>
       </w:r>
     </w:p>
     <w:tbl>
@@ -4516,21 +4677,77 @@
                 <w:sz w:val="18"/>
                 <w:szCs w:val="18"/>
               </w:rPr>
-              <w:t xml:space="preserve"># Resume from last checkpoint:</w:t>
-            </w:r>
-          </w:p>
-          <w:p>
-            <w:pPr>
-              <w:spacing w:after="0"/>
-            </w:pPr>
-            <w:r>
-              <w:rPr>
-                <w:rFonts w:ascii="Courier New" w:cs="Courier New" w:eastAsia="Courier New" w:hAnsi="Courier New"/>
-                <w:color w:val="CDD9E5"/>
-                <w:sz w:val="18"/>
-                <w:szCs w:val="18"/>
-              </w:rPr>
-              <w:t xml:space="preserve">node src/index.js</w:t>
+              <w:t xml:space="preserve"># Count records in the source list:</w:t>
+            </w:r>
+          </w:p>
+          <w:p>
+            <w:pPr>
+              <w:spacing w:after="0"/>
+            </w:pPr>
+            <w:r>
+              <w:rPr>
+                <w:rFonts w:ascii="Courier New" w:cs="Courier New" w:eastAsia="Courier New" w:hAnsi="Courier New"/>
+                <w:color w:val="CDD9E5"/>
+                <w:sz w:val="18"/>
+                <w:szCs w:val="18"/>
+              </w:rPr>
+              <w:t xml:space="preserve">redis-cli LLEN migration:source:users</w:t>
+            </w:r>
+          </w:p>
+          <w:p>
+            <w:pPr>
+              <w:spacing w:after="0"/>
+            </w:pPr>
+            <w:r>
+              <w:rPr>
+                <w:rFonts w:ascii="Courier New" w:cs="Courier New" w:eastAsia="Courier New" w:hAnsi="Courier New"/>
+                <w:color w:val="CDD9E5"/>
+                <w:sz w:val="18"/>
+                <w:szCs w:val="18"/>
+              </w:rPr>
+              <w:t xml:space="preserve"># Must return a number greater than 0</w:t>
+            </w:r>
+          </w:p>
+          <w:p>
+            <w:pPr>
+              <w:spacing w:after="0"/>
+            </w:pPr>
+            <w:r>
+              <w:rPr>
+                <w:rFonts w:ascii="Courier New" w:cs="Courier New" w:eastAsia="Courier New" w:hAnsi="Courier New"/>
+                <w:color w:val="CDD9E5"/>
+                <w:sz w:val="18"/>
+                <w:szCs w:val="18"/>
+              </w:rPr>
+              <w:t xml:space="preserve"/>
+            </w:r>
+          </w:p>
+          <w:p>
+            <w:pPr>
+              <w:spacing w:after="0"/>
+            </w:pPr>
+            <w:r>
+              <w:rPr>
+                <w:rFonts w:ascii="Courier New" w:cs="Courier New" w:eastAsia="Courier New" w:hAnsi="Courier New"/>
+                <w:color w:val="CDD9E5"/>
+                <w:sz w:val="18"/>
+                <w:szCs w:val="18"/>
+              </w:rPr>
+              <w:t xml:space="preserve"># Inspect the first record to confirm valid JSON:</w:t>
+            </w:r>
+          </w:p>
+          <w:p>
+            <w:pPr>
+              <w:spacing w:after="0"/>
+            </w:pPr>
+            <w:r>
+              <w:rPr>
+                <w:rFonts w:ascii="Courier New" w:cs="Courier New" w:eastAsia="Courier New" w:hAnsi="Courier New"/>
+                <w:color w:val="CDD9E5"/>
+                <w:sz w:val="18"/>
+                <w:szCs w:val="18"/>
+              </w:rPr>
+              <w:t xml:space="preserve">redis-cli LINDEX migration:source:users 0</w:t>
             </w:r>
           </w:p>
         </w:tc>
@@ -4538,24 +4755,25 @@
     </w:tbl>
     <w:p>
       <w:pPr>
-        <w:spacing w:after="100"/>
-      </w:pPr>
-    </w:p>
-    <w:p>
-      <w:pPr>
-        <w:pStyle w:val="Heading3"/>
-        <w:spacing w:after="60" w:before="200"/>
-      </w:pPr>
-      <w:r>
-        <w:rPr>
-          <w:rFonts w:ascii="Calibri" w:cs="Calibri" w:eastAsia="Calibri" w:hAnsi="Calibri"/>
-          <w:b/>
-          <w:bCs/>
-          <w:color w:val="1A5CB8"/>
+        <w:spacing w:after="80"/>
+      </w:pPr>
+    </w:p>
+    <w:p>
+      <w:pPr>
+        <w:spacing w:after="60"/>
+      </w:pPr>
+    </w:p>
+    <w:p>
+      <w:pPr>
+        <w:spacing w:after="80"/>
+      </w:pPr>
+      <w:r>
+        <w:rPr>
+          <w:color w:val="0F1C2E"/>
           <w:sz w:val="22"/>
           <w:szCs w:val="22"/>
         </w:rPr>
-        <w:t xml:space="preserve">What happens on startup</w:t>
+        <w:t xml:space="preserve">Use the --fresh flag only when beginning a brand-new migration. It wipes all checkpoint keys and the source offset in Redis.</w:t>
       </w:r>
     </w:p>
     <w:tbl>
@@ -4602,77 +4820,63 @@
                 <w:sz w:val="18"/>
                 <w:szCs w:val="18"/>
               </w:rPr>
-              <w:t xml:space="preserve">1. Pre-flight      — tests Auth0 API token; logs Redis source list size</w:t>
-            </w:r>
-          </w:p>
-          <w:p>
-            <w:pPr>
-              <w:spacing w:after="0"/>
-            </w:pPr>
-            <w:r>
-              <w:rPr>
-                <w:rFonts w:ascii="Courier New" w:cs="Courier New" w:eastAsia="Courier New" w:hAnsi="Courier New"/>
-                <w:color w:val="CDD9E5"/>
-                <w:sz w:val="18"/>
-                <w:szCs w:val="18"/>
-              </w:rPr>
-              <w:t xml:space="preserve">2. Orphan recovery — finds chunk files from prior runs, re-queues without re-uploading</w:t>
-            </w:r>
-          </w:p>
-          <w:p>
-            <w:pPr>
-              <w:spacing w:after="0"/>
-            </w:pPr>
-            <w:r>
-              <w:rPr>
-                <w:rFonts w:ascii="Courier New" w:cs="Courier New" w:eastAsia="Courier New" w:hAnsi="Courier New"/>
-                <w:color w:val="CDD9E5"/>
-                <w:sz w:val="18"/>
-                <w:szCs w:val="18"/>
-              </w:rPr>
-              <w:t xml:space="preserve">3. Chunking        — streams Redis -&gt; writes chunk-N-{uuid}.json files (&lt;=480 KB each)</w:t>
-            </w:r>
-          </w:p>
-          <w:p>
-            <w:pPr>
-              <w:spacing w:after="0"/>
-            </w:pPr>
-            <w:r>
-              <w:rPr>
-                <w:rFonts w:ascii="Courier New" w:cs="Courier New" w:eastAsia="Courier New" w:hAnsi="Courier New"/>
-                <w:color w:val="CDD9E5"/>
-                <w:sz w:val="18"/>
-                <w:szCs w:val="18"/>
-              </w:rPr>
-              <w:t xml:space="preserve">4. Queue           — adds import jobs to BullMQ for each unprocessed chunk</w:t>
-            </w:r>
-          </w:p>
-          <w:p>
-            <w:pPr>
-              <w:spacing w:after="0"/>
-            </w:pPr>
-            <w:r>
-              <w:rPr>
-                <w:rFonts w:ascii="Courier New" w:cs="Courier New" w:eastAsia="Courier New" w:hAnsi="Courier New"/>
-                <w:color w:val="CDD9E5"/>
-                <w:sz w:val="18"/>
-                <w:szCs w:val="18"/>
-              </w:rPr>
-              <w:t xml:space="preserve">5. Workers         — upload -&gt; poll every 30s -&gt; per-user retry -&gt; manual-review</w:t>
-            </w:r>
-          </w:p>
-          <w:p>
-            <w:pPr>
-              <w:spacing w:after="0"/>
-            </w:pPr>
-            <w:r>
-              <w:rPr>
-                <w:rFonts w:ascii="Courier New" w:cs="Courier New" w:eastAsia="Courier New" w:hAnsi="Courier New"/>
-                <w:color w:val="CDD9E5"/>
-                <w:sz w:val="18"/>
-                <w:szCs w:val="18"/>
-              </w:rPr>
-              <w:t xml:space="preserve">6. Completion      — all queues empty -&gt; writes final status, graceful shutdown</w:t>
+              <w:t xml:space="preserve"># Navigate to the migration-script directory:</w:t>
+            </w:r>
+          </w:p>
+          <w:p>
+            <w:pPr>
+              <w:spacing w:after="0"/>
+            </w:pPr>
+            <w:r>
+              <w:rPr>
+                <w:rFonts w:ascii="Courier New" w:cs="Courier New" w:eastAsia="Courier New" w:hAnsi="Courier New"/>
+                <w:color w:val="CDD9E5"/>
+                <w:sz w:val="18"/>
+                <w:szCs w:val="18"/>
+              </w:rPr>
+              <w:t xml:space="preserve">cd C:\Users\arbmishra\Desktop\Project\LADWP\Auth0MigrationScript\migration-script</w:t>
+            </w:r>
+          </w:p>
+          <w:p>
+            <w:pPr>
+              <w:spacing w:after="0"/>
+            </w:pPr>
+            <w:r>
+              <w:rPr>
+                <w:rFonts w:ascii="Courier New" w:cs="Courier New" w:eastAsia="Courier New" w:hAnsi="Courier New"/>
+                <w:color w:val="CDD9E5"/>
+                <w:sz w:val="18"/>
+                <w:szCs w:val="18"/>
+              </w:rPr>
+              <w:t xml:space="preserve"/>
+            </w:r>
+          </w:p>
+          <w:p>
+            <w:pPr>
+              <w:spacing w:after="0"/>
+            </w:pPr>
+            <w:r>
+              <w:rPr>
+                <w:rFonts w:ascii="Courier New" w:cs="Courier New" w:eastAsia="Courier New" w:hAnsi="Courier New"/>
+                <w:color w:val="CDD9E5"/>
+                <w:sz w:val="18"/>
+                <w:szCs w:val="18"/>
+              </w:rPr>
+              <w:t xml:space="preserve"># Start with a clean slate:</w:t>
+            </w:r>
+          </w:p>
+          <w:p>
+            <w:pPr>
+              <w:spacing w:after="0"/>
+            </w:pPr>
+            <w:r>
+              <w:rPr>
+                <w:rFonts w:ascii="Courier New" w:cs="Courier New" w:eastAsia="Courier New" w:hAnsi="Courier New"/>
+                <w:color w:val="CDD9E5"/>
+                <w:sz w:val="18"/>
+                <w:szCs w:val="18"/>
+              </w:rPr>
+              <w:t xml:space="preserve">node src/index.js --fresh</w:t>
             </w:r>
           </w:p>
         </w:tc>
@@ -4704,11 +4908,11 @@
             <w:tcW w:type="dxa" w:w="9360"/>
             <w:tcBorders>
               <w:top w:val="none"/>
-              <w:left w:val="single" w:color="1A5CB8" w:sz="8"/>
+              <w:left w:val="single" w:color="D29922" w:sz="8"/>
               <w:bottom w:val="none"/>
               <w:right w:val="none"/>
             </w:tcBorders>
-            <w:shd w:fill="E8F0FD" w:val="clear"/>
+            <w:shd w:fill="FFF8C5" w:val="clear"/>
             <w:tcMar>
               <w:top w:type="dxa" w:w="100"/>
               <w:left w:type="dxa" w:w="200"/>
@@ -4726,7 +4930,7 @@
                 <w:sz w:val="20"/>
                 <w:szCs w:val="20"/>
               </w:rPr>
-              <w:t xml:space="preserve">Pressing Ctrl+C during migration is safe. Signal handlers drain all in-flight jobs before the process exits.</w:t>
+              <w:t xml:space="preserve">WARNING: Do NOT use --fresh to resume an interrupted run. It deletes all progress. Use it only intentionally at the start of a new migration cycle.</w:t>
             </w:r>
           </w:p>
         </w:tc>
@@ -4734,29 +4938,7 @@
     </w:tbl>
     <w:p>
       <w:pPr>
-        <w:spacing w:after="120"/>
-      </w:pPr>
-    </w:p>
-    <w:p>
-      <w:pPr>
-        <w:pStyle w:val="Heading1"/>
-        <w:spacing w:after="120" w:before="320"/>
-      </w:pPr>
-      <w:r>
-        <w:rPr>
-          <w:rFonts w:ascii="Calibri" w:cs="Calibri" w:eastAsia="Calibri" w:hAnsi="Calibri"/>
-          <w:b/>
-          <w:bCs/>
-          <w:color w:val="1A5CB8"/>
-          <w:sz w:val="36"/>
-          <w:szCs w:val="36"/>
-        </w:rPr>
-        <w:t xml:space="preserve">9. Monitoring and Logs</w:t>
-      </w:r>
-    </w:p>
-    <w:p>
-      <w:pPr>
-        <w:spacing w:after="60"/>
+        <w:spacing w:after="100"/>
       </w:pPr>
     </w:p>
     <w:p>
@@ -4773,7 +4955,20 @@
           <w:sz w:val="22"/>
           <w:szCs w:val="22"/>
         </w:rPr>
-        <w:t xml:space="preserve">Follow logs in real time</w:t>
+        <w:t xml:space="preserve">Resume after any interruption</w:t>
+      </w:r>
+    </w:p>
+    <w:p>
+      <w:pPr>
+        <w:spacing w:after="80"/>
+      </w:pPr>
+      <w:r>
+        <w:rPr>
+          <w:color w:val="0F1C2E"/>
+          <w:sz w:val="22"/>
+          <w:szCs w:val="22"/>
+        </w:rPr>
+        <w:t xml:space="preserve">After a crash, power cut, or manual stop (Ctrl+C), simply restart without any flags. The script reads the checkpoint from Redis and continues from where it stopped.</w:t>
       </w:r>
     </w:p>
     <w:tbl>
@@ -4820,21 +5015,21 @@
                 <w:sz w:val="18"/>
                 <w:szCs w:val="18"/>
               </w:rPr>
-              <w:t xml:space="preserve"># From PowerShell:</w:t>
-            </w:r>
-          </w:p>
-          <w:p>
-            <w:pPr>
-              <w:spacing w:after="0"/>
-            </w:pPr>
-            <w:r>
-              <w:rPr>
-                <w:rFonts w:ascii="Courier New" w:cs="Courier New" w:eastAsia="Courier New" w:hAnsi="Courier New"/>
-                <w:color w:val="CDD9E5"/>
-                <w:sz w:val="18"/>
-                <w:szCs w:val="18"/>
-              </w:rPr>
-              <w:t xml:space="preserve">Get-Content output/logs/migration.log -Wait -Tail 50</w:t>
+              <w:t xml:space="preserve"># Resume from last checkpoint:</w:t>
+            </w:r>
+          </w:p>
+          <w:p>
+            <w:pPr>
+              <w:spacing w:after="0"/>
+            </w:pPr>
+            <w:r>
+              <w:rPr>
+                <w:rFonts w:ascii="Courier New" w:cs="Courier New" w:eastAsia="Courier New" w:hAnsi="Courier New"/>
+                <w:color w:val="CDD9E5"/>
+                <w:sz w:val="18"/>
+                <w:szCs w:val="18"/>
+              </w:rPr>
+              <w:t xml:space="preserve">node src/index.js</w:t>
             </w:r>
           </w:p>
         </w:tc>
@@ -4842,7 +5037,7 @@
     </w:tbl>
     <w:p>
       <w:pPr>
-        <w:spacing w:after="80"/>
+        <w:spacing w:after="100"/>
       </w:pPr>
     </w:p>
     <w:p>
@@ -4859,7 +5054,7 @@
           <w:sz w:val="22"/>
           <w:szCs w:val="22"/>
         </w:rPr>
-        <w:t xml:space="preserve">Queue health check (logged every 60 seconds)</w:t>
+        <w:t xml:space="preserve">What happens on startup</w:t>
       </w:r>
     </w:p>
     <w:tbl>
@@ -4906,63 +5101,77 @@
                 <w:sz w:val="18"/>
                 <w:szCs w:val="18"/>
               </w:rPr>
-              <w:t xml:space="preserve">{"message":"Queue health check",</w:t>
-            </w:r>
-          </w:p>
-          <w:p>
-            <w:pPr>
-              <w:spacing w:after="0"/>
-            </w:pPr>
-            <w:r>
-              <w:rPr>
-                <w:rFonts w:ascii="Courier New" w:cs="Courier New" w:eastAsia="Courier New" w:hAnsi="Courier New"/>
-                <w:color w:val="CDD9E5"/>
-                <w:sz w:val="18"/>
-                <w:szCs w:val="18"/>
-              </w:rPr>
-              <w:t xml:space="preserve"> "importQueue":{"active":2,"waiting":0,"delayed":0},</w:t>
-            </w:r>
-          </w:p>
-          <w:p>
-            <w:pPr>
-              <w:spacing w:after="0"/>
-            </w:pPr>
-            <w:r>
-              <w:rPr>
-                <w:rFonts w:ascii="Courier New" w:cs="Courier New" w:eastAsia="Courier New" w:hAnsi="Courier New"/>
-                <w:color w:val="CDD9E5"/>
-                <w:sz w:val="18"/>
-                <w:szCs w:val="18"/>
-              </w:rPr>
-              <w:t xml:space="preserve"> "statusQueue":{"active":4,"waiting":0,"delayed":12},</w:t>
-            </w:r>
-          </w:p>
-          <w:p>
-            <w:pPr>
-              <w:spacing w:after="0"/>
-            </w:pPr>
-            <w:r>
-              <w:rPr>
-                <w:rFonts w:ascii="Courier New" w:cs="Courier New" w:eastAsia="Courier New" w:hAnsi="Courier New"/>
-                <w:color w:val="CDD9E5"/>
-                <w:sz w:val="18"/>
-                <w:szCs w:val="18"/>
-              </w:rPr>
-              <w:t xml:space="preserve"> "retryQueue":{"active":0,"waiting":3,"delayed":0},</w:t>
-            </w:r>
-          </w:p>
-          <w:p>
-            <w:pPr>
-              <w:spacing w:after="0"/>
-            </w:pPr>
-            <w:r>
-              <w:rPr>
-                <w:rFonts w:ascii="Courier New" w:cs="Courier New" w:eastAsia="Courier New" w:hAnsi="Courier New"/>
-                <w:color w:val="CDD9E5"/>
-                <w:sz w:val="18"/>
-                <w:szCs w:val="18"/>
-              </w:rPr>
-              <w:t xml:space="preserve"> "pending":21}</w:t>
+              <w:t xml:space="preserve">1. Pre-flight      — tests Auth0 API token; logs Redis source list size</w:t>
+            </w:r>
+          </w:p>
+          <w:p>
+            <w:pPr>
+              <w:spacing w:after="0"/>
+            </w:pPr>
+            <w:r>
+              <w:rPr>
+                <w:rFonts w:ascii="Courier New" w:cs="Courier New" w:eastAsia="Courier New" w:hAnsi="Courier New"/>
+                <w:color w:val="CDD9E5"/>
+                <w:sz w:val="18"/>
+                <w:szCs w:val="18"/>
+              </w:rPr>
+              <w:t xml:space="preserve">2. Orphan recovery — finds chunk files from prior runs, re-queues without re-uploading</w:t>
+            </w:r>
+          </w:p>
+          <w:p>
+            <w:pPr>
+              <w:spacing w:after="0"/>
+            </w:pPr>
+            <w:r>
+              <w:rPr>
+                <w:rFonts w:ascii="Courier New" w:cs="Courier New" w:eastAsia="Courier New" w:hAnsi="Courier New"/>
+                <w:color w:val="CDD9E5"/>
+                <w:sz w:val="18"/>
+                <w:szCs w:val="18"/>
+              </w:rPr>
+              <w:t xml:space="preserve">3. Chunking        — streams Redis -&gt; writes chunk-N-{uuid}.json files (&lt;=480 KB each)</w:t>
+            </w:r>
+          </w:p>
+          <w:p>
+            <w:pPr>
+              <w:spacing w:after="0"/>
+            </w:pPr>
+            <w:r>
+              <w:rPr>
+                <w:rFonts w:ascii="Courier New" w:cs="Courier New" w:eastAsia="Courier New" w:hAnsi="Courier New"/>
+                <w:color w:val="CDD9E5"/>
+                <w:sz w:val="18"/>
+                <w:szCs w:val="18"/>
+              </w:rPr>
+              <w:t xml:space="preserve">4. Queue           — adds import jobs to BullMQ for each unprocessed chunk</w:t>
+            </w:r>
+          </w:p>
+          <w:p>
+            <w:pPr>
+              <w:spacing w:after="0"/>
+            </w:pPr>
+            <w:r>
+              <w:rPr>
+                <w:rFonts w:ascii="Courier New" w:cs="Courier New" w:eastAsia="Courier New" w:hAnsi="Courier New"/>
+                <w:color w:val="CDD9E5"/>
+                <w:sz w:val="18"/>
+                <w:szCs w:val="18"/>
+              </w:rPr>
+              <w:t xml:space="preserve">5. Workers         — upload -&gt; poll every 30s -&gt; per-user retry -&gt; manual-review</w:t>
+            </w:r>
+          </w:p>
+          <w:p>
+            <w:pPr>
+              <w:spacing w:after="0"/>
+            </w:pPr>
+            <w:r>
+              <w:rPr>
+                <w:rFonts w:ascii="Courier New" w:cs="Courier New" w:eastAsia="Courier New" w:hAnsi="Courier New"/>
+                <w:color w:val="CDD9E5"/>
+                <w:sz w:val="18"/>
+                <w:szCs w:val="18"/>
+              </w:rPr>
+              <w:t xml:space="preserve">6. Completion      — all queues empty -&gt; writes final status, graceful shutdown</w:t>
             </w:r>
           </w:p>
         </w:tc>
@@ -4972,23 +5181,6 @@
       <w:pPr>
         <w:spacing w:after="80"/>
       </w:pPr>
-    </w:p>
-    <w:p>
-      <w:pPr>
-        <w:pStyle w:val="Heading3"/>
-        <w:spacing w:after="60" w:before="200"/>
-      </w:pPr>
-      <w:r>
-        <w:rPr>
-          <w:rFonts w:ascii="Calibri" w:cs="Calibri" w:eastAsia="Calibri" w:hAnsi="Calibri"/>
-          <w:b/>
-          <w:bCs/>
-          <w:color w:val="1A5CB8"/>
-          <w:sz w:val="22"/>
-          <w:szCs w:val="22"/>
-        </w:rPr>
-        <w:t xml:space="preserve">Check checkpoint state in Redis directly</w:t>
-      </w:r>
     </w:p>
     <w:tbl>
       <w:tblPr>
@@ -5010,16 +5202,16 @@
           <w:tcPr>
             <w:tcW w:type="dxa" w:w="9360"/>
             <w:tcBorders>
-              <w:top w:val="single" w:color="30363D" w:sz="1"/>
-              <w:left w:val="single" w:color="1A5CB8" w:sz="4"/>
-              <w:bottom w:val="single" w:color="30363D" w:sz="1"/>
-              <w:right w:val="single" w:color="30363D" w:sz="1"/>
+              <w:top w:val="none"/>
+              <w:left w:val="single" w:color="1A5CB8" w:sz="8"/>
+              <w:bottom w:val="none"/>
+              <w:right w:val="none"/>
             </w:tcBorders>
-            <w:shd w:fill="1C2333" w:val="clear"/>
-            <w:tcMar>
-              <w:top w:type="dxa" w:w="120"/>
+            <w:shd w:fill="E8F0FD" w:val="clear"/>
+            <w:tcMar>
+              <w:top w:type="dxa" w:w="100"/>
               <w:left w:type="dxa" w:w="200"/>
-              <w:bottom w:type="dxa" w:w="120"/>
+              <w:bottom w:type="dxa" w:w="100"/>
               <w:right w:type="dxa" w:w="200"/>
             </w:tcMar>
           </w:tcPr>
@@ -5029,152 +5221,11 @@
             </w:pPr>
             <w:r>
               <w:rPr>
-                <w:rFonts w:ascii="Courier New" w:cs="Courier New" w:eastAsia="Courier New" w:hAnsi="Courier New"/>
-                <w:color w:val="CDD9E5"/>
-                <w:sz w:val="18"/>
-                <w:szCs w:val="18"/>
-              </w:rPr>
-              <w:t xml:space="preserve"># Chunks fully processed:</w:t>
-            </w:r>
-          </w:p>
-          <w:p>
-            <w:pPr>
-              <w:spacing w:after="0"/>
-            </w:pPr>
-            <w:r>
-              <w:rPr>
-                <w:rFonts w:ascii="Courier New" w:cs="Courier New" w:eastAsia="Courier New" w:hAnsi="Courier New"/>
-                <w:color w:val="CDD9E5"/>
-                <w:sz w:val="18"/>
-                <w:szCs w:val="18"/>
-              </w:rPr>
-              <w:t xml:space="preserve">redis-cli SCARD migration:checkpoint:processed_chunks</w:t>
-            </w:r>
-          </w:p>
-          <w:p>
-            <w:pPr>
-              <w:spacing w:after="0"/>
-            </w:pPr>
-            <w:r>
-              <w:rPr>
-                <w:rFonts w:ascii="Courier New" w:cs="Courier New" w:eastAsia="Courier New" w:hAnsi="Courier New"/>
-                <w:color w:val="CDD9E5"/>
-                <w:sz w:val="18"/>
-                <w:szCs w:val="18"/>
-              </w:rPr>
-              <w:t xml:space="preserve"/>
-            </w:r>
-          </w:p>
-          <w:p>
-            <w:pPr>
-              <w:spacing w:after="0"/>
-            </w:pPr>
-            <w:r>
-              <w:rPr>
-                <w:rFonts w:ascii="Courier New" w:cs="Courier New" w:eastAsia="Courier New" w:hAnsi="Courier New"/>
-                <w:color w:val="CDD9E5"/>
-                <w:sz w:val="18"/>
-                <w:szCs w:val="18"/>
-              </w:rPr>
-              <w:t xml:space="preserve"># Total chunks created:</w:t>
-            </w:r>
-          </w:p>
-          <w:p>
-            <w:pPr>
-              <w:spacing w:after="0"/>
-            </w:pPr>
-            <w:r>
-              <w:rPr>
-                <w:rFonts w:ascii="Courier New" w:cs="Courier New" w:eastAsia="Courier New" w:hAnsi="Courier New"/>
-                <w:color w:val="CDD9E5"/>
-                <w:sz w:val="18"/>
-                <w:szCs w:val="18"/>
-              </w:rPr>
-              <w:t xml:space="preserve">redis-cli GET migration:checkpoint:total_chunks</w:t>
-            </w:r>
-          </w:p>
-          <w:p>
-            <w:pPr>
-              <w:spacing w:after="0"/>
-            </w:pPr>
-            <w:r>
-              <w:rPr>
-                <w:rFonts w:ascii="Courier New" w:cs="Courier New" w:eastAsia="Courier New" w:hAnsi="Courier New"/>
-                <w:color w:val="CDD9E5"/>
-                <w:sz w:val="18"/>
-                <w:szCs w:val="18"/>
-              </w:rPr>
-              <w:t xml:space="preserve"/>
-            </w:r>
-          </w:p>
-          <w:p>
-            <w:pPr>
-              <w:spacing w:after="0"/>
-            </w:pPr>
-            <w:r>
-              <w:rPr>
-                <w:rFonts w:ascii="Courier New" w:cs="Courier New" w:eastAsia="Courier New" w:hAnsi="Courier New"/>
-                <w:color w:val="CDD9E5"/>
-                <w:sz w:val="18"/>
-                <w:szCs w:val="18"/>
-              </w:rPr>
-              <w:t xml:space="preserve"># Current migration status:</w:t>
-            </w:r>
-          </w:p>
-          <w:p>
-            <w:pPr>
-              <w:spacing w:after="0"/>
-            </w:pPr>
-            <w:r>
-              <w:rPr>
-                <w:rFonts w:ascii="Courier New" w:cs="Courier New" w:eastAsia="Courier New" w:hAnsi="Courier New"/>
-                <w:color w:val="CDD9E5"/>
-                <w:sz w:val="18"/>
-                <w:szCs w:val="18"/>
-              </w:rPr>
-              <w:t xml:space="preserve">redis-cli GET migration:status</w:t>
-            </w:r>
-          </w:p>
-          <w:p>
-            <w:pPr>
-              <w:spacing w:after="0"/>
-            </w:pPr>
-            <w:r>
-              <w:rPr>
-                <w:rFonts w:ascii="Courier New" w:cs="Courier New" w:eastAsia="Courier New" w:hAnsi="Courier New"/>
-                <w:color w:val="CDD9E5"/>
-                <w:sz w:val="18"/>
-                <w:szCs w:val="18"/>
-              </w:rPr>
-              <w:t xml:space="preserve"/>
-            </w:r>
-          </w:p>
-          <w:p>
-            <w:pPr>
-              <w:spacing w:after="0"/>
-            </w:pPr>
-            <w:r>
-              <w:rPr>
-                <w:rFonts w:ascii="Courier New" w:cs="Courier New" w:eastAsia="Courier New" w:hAnsi="Courier New"/>
-                <w:color w:val="CDD9E5"/>
-                <w:sz w:val="18"/>
-                <w:szCs w:val="18"/>
-              </w:rPr>
-              <w:t xml:space="preserve"># Source list read offset:</w:t>
-            </w:r>
-          </w:p>
-          <w:p>
-            <w:pPr>
-              <w:spacing w:after="0"/>
-            </w:pPr>
-            <w:r>
-              <w:rPr>
-                <w:rFonts w:ascii="Courier New" w:cs="Courier New" w:eastAsia="Courier New" w:hAnsi="Courier New"/>
-                <w:color w:val="CDD9E5"/>
-                <w:sz w:val="18"/>
-                <w:szCs w:val="18"/>
-              </w:rPr>
-              <w:t xml:space="preserve">redis-cli GET migration:source:offset</w:t>
+                <w:color w:val="0F1C2E"/>
+                <w:sz w:val="20"/>
+                <w:szCs w:val="20"/>
+              </w:rPr>
+              <w:t xml:space="preserve">Pressing Ctrl+C during migration is safe. Signal handlers drain all in-flight jobs before the process exits.</w:t>
             </w:r>
           </w:p>
         </w:tc>
@@ -5184,11 +5235,6 @@
       <w:pPr>
         <w:spacing w:after="120"/>
       </w:pPr>
-    </w:p>
-    <w:p>
-      <w:r>
-        <w:br w:type="page"/>
-      </w:r>
     </w:p>
     <w:p>
       <w:pPr>
@@ -5204,197 +5250,20 @@
           <w:sz w:val="36"/>
           <w:szCs w:val="36"/>
         </w:rPr>
-        <w:t xml:space="preserve">10. Output Files</w:t>
-      </w:r>
-    </w:p>
-    <w:p>
-      <w:pPr>
-        <w:spacing w:after="60"/>
-      </w:pPr>
-    </w:p>
-    <w:p>
-      <w:pPr>
-        <w:pStyle w:val="ListParagraph"/>
-        <w:numPr>
-          <w:ilvl w:val="0"/>
-          <w:numId w:val="1"/>
-        </w:numPr>
-        <w:spacing w:after="60"/>
-      </w:pPr>
-      <w:r>
-        <w:rPr>
-          <w:rFonts w:ascii="Courier New" w:cs="Courier New" w:eastAsia="Courier New" w:hAnsi="Courier New"/>
+        <w:t xml:space="preserve">9. Step 7 — Migration Dashboard</w:t>
+      </w:r>
+    </w:p>
+    <w:p>
+      <w:pPr>
+        <w:spacing w:after="80"/>
+      </w:pPr>
+      <w:r>
+        <w:rPr>
           <w:color w:val="0F1C2E"/>
           <w:sz w:val="22"/>
           <w:szCs w:val="22"/>
         </w:rPr>
-        <w:t xml:space="preserve">output/chunks/chunk-N-{uuid}.json</w:t>
-      </w:r>
-    </w:p>
-    <w:p>
-      <w:pPr>
-        <w:pStyle w:val="ListParagraph"/>
-        <w:numPr>
-          <w:ilvl w:val="1"/>
-          <w:numId w:val="1"/>
-        </w:numPr>
-        <w:spacing w:after="40"/>
-      </w:pPr>
-      <w:r>
-        <w:rPr>
-          <w:color w:val="5A6E87"/>
-          <w:sz w:val="20"/>
-          <w:szCs w:val="20"/>
-        </w:rPr>
-        <w:t xml:space="preserve">Chunk files written during the run. Each holds up to 480 KB of Auth0-formatted user JSON. Retained for orphan recovery on resume.</w:t>
-      </w:r>
-    </w:p>
-    <w:p>
-      <w:pPr>
-        <w:spacing w:after="40"/>
-      </w:pPr>
-    </w:p>
-    <w:p>
-      <w:pPr>
-        <w:pStyle w:val="ListParagraph"/>
-        <w:numPr>
-          <w:ilvl w:val="0"/>
-          <w:numId w:val="1"/>
-        </w:numPr>
-        <w:spacing w:after="60"/>
-      </w:pPr>
-      <w:r>
-        <w:rPr>
-          <w:rFonts w:ascii="Courier New" w:cs="Courier New" w:eastAsia="Courier New" w:hAnsi="Courier New"/>
-          <w:color w:val="0F1C2E"/>
-          <w:sz w:val="22"/>
-          <w:szCs w:val="22"/>
-        </w:rPr>
-        <w:t xml:space="preserve">output/logs/migration.log</w:t>
-      </w:r>
-    </w:p>
-    <w:p>
-      <w:pPr>
-        <w:pStyle w:val="ListParagraph"/>
-        <w:numPr>
-          <w:ilvl w:val="1"/>
-          <w:numId w:val="1"/>
-        </w:numPr>
-        <w:spacing w:after="40"/>
-      </w:pPr>
-      <w:r>
-        <w:rPr>
-          <w:color w:val="5A6E87"/>
-          <w:sz w:val="20"/>
-          <w:szCs w:val="20"/>
-        </w:rPr>
-        <w:t xml:space="preserve">All log levels (info, warn, error) in JSON format. Primary monitoring file.</w:t>
-      </w:r>
-    </w:p>
-    <w:p>
-      <w:pPr>
-        <w:spacing w:after="40"/>
-      </w:pPr>
-    </w:p>
-    <w:p>
-      <w:pPr>
-        <w:pStyle w:val="ListParagraph"/>
-        <w:numPr>
-          <w:ilvl w:val="0"/>
-          <w:numId w:val="1"/>
-        </w:numPr>
-        <w:spacing w:after="60"/>
-      </w:pPr>
-      <w:r>
-        <w:rPr>
-          <w:rFonts w:ascii="Courier New" w:cs="Courier New" w:eastAsia="Courier New" w:hAnsi="Courier New"/>
-          <w:color w:val="0F1C2E"/>
-          <w:sz w:val="22"/>
-          <w:szCs w:val="22"/>
-        </w:rPr>
-        <w:t xml:space="preserve">output/logs/error.log</w:t>
-      </w:r>
-    </w:p>
-    <w:p>
-      <w:pPr>
-        <w:pStyle w:val="ListParagraph"/>
-        <w:numPr>
-          <w:ilvl w:val="1"/>
-          <w:numId w:val="1"/>
-        </w:numPr>
-        <w:spacing w:after="40"/>
-      </w:pPr>
-      <w:r>
-        <w:rPr>
-          <w:color w:val="5A6E87"/>
-          <w:sz w:val="20"/>
-          <w:szCs w:val="20"/>
-        </w:rPr>
-        <w:t xml:space="preserve">Error-level events only. Review this first after any migration run.</w:t>
-      </w:r>
-    </w:p>
-    <w:p>
-      <w:pPr>
-        <w:spacing w:after="40"/>
-      </w:pPr>
-    </w:p>
-    <w:p>
-      <w:pPr>
-        <w:pStyle w:val="ListParagraph"/>
-        <w:numPr>
-          <w:ilvl w:val="0"/>
-          <w:numId w:val="1"/>
-        </w:numPr>
-        <w:spacing w:after="60"/>
-      </w:pPr>
-      <w:r>
-        <w:rPr>
-          <w:rFonts w:ascii="Courier New" w:cs="Courier New" w:eastAsia="Courier New" w:hAnsi="Courier New"/>
-          <w:color w:val="0F1C2E"/>
-          <w:sz w:val="22"/>
-          <w:szCs w:val="22"/>
-        </w:rPr>
-        <w:t xml:space="preserve">output/manual-review.xlsx</w:t>
-      </w:r>
-    </w:p>
-    <w:p>
-      <w:pPr>
-        <w:pStyle w:val="ListParagraph"/>
-        <w:numPr>
-          <w:ilvl w:val="1"/>
-          <w:numId w:val="1"/>
-        </w:numPr>
-        <w:spacing w:after="40"/>
-      </w:pPr>
-      <w:r>
-        <w:rPr>
-          <w:color w:val="5A6E87"/>
-          <w:sz w:val="20"/>
-          <w:szCs w:val="20"/>
-        </w:rPr>
-        <w:t xml:space="preserve">Users that failed all retries. Columns: Email, Username (UID), First Name, Last Name, Language Preference, Email Verified, User Metadata, App Metadata, Failure Reason, Added At. Open directly in Excel for team review.</w:t>
-      </w:r>
-    </w:p>
-    <w:p>
-      <w:pPr>
-        <w:spacing w:after="120"/>
-      </w:pPr>
-    </w:p>
-    <w:p>
-      <w:pPr>
-        <w:pStyle w:val="Heading1"/>
-        <w:spacing w:after="120" w:before="320"/>
-      </w:pPr>
-      <w:r>
-        <w:rPr>
-          <w:rFonts w:ascii="Calibri" w:cs="Calibri" w:eastAsia="Calibri" w:hAnsi="Calibri"/>
-          <w:b/>
-          <w:bCs/>
-          <w:color w:val="1A5CB8"/>
-          <w:sz w:val="36"/>
-          <w:szCs w:val="36"/>
-        </w:rPr>
-        <w:t xml:space="preserve">11. Troubleshooting</w:t>
+        <w:t xml:space="preserve">The migration dashboard is a real-time web interface for monitoring the migration and managing source records in Redis. It runs as a separate Node.js server alongside the migration script.</w:t>
       </w:r>
     </w:p>
     <w:p>
@@ -5416,7 +5285,20 @@
           <w:sz w:val="22"/>
           <w:szCs w:val="22"/>
         </w:rPr>
-        <w:t xml:space="preserve">Cannot connect to Redis</w:t>
+        <w:t xml:space="preserve">9.1 Install dashboard dependencies</w:t>
+      </w:r>
+    </w:p>
+    <w:p>
+      <w:pPr>
+        <w:spacing w:after="80"/>
+      </w:pPr>
+      <w:r>
+        <w:rPr>
+          <w:color w:val="0F1C2E"/>
+          <w:sz w:val="22"/>
+          <w:szCs w:val="22"/>
+        </w:rPr>
+        <w:t xml:space="preserve">Run this once from the migration-dashboard folder (separate from migration-script):</w:t>
       </w:r>
     </w:p>
     <w:tbl>
@@ -5463,21 +5345,7 @@
                 <w:sz w:val="18"/>
                 <w:szCs w:val="18"/>
               </w:rPr>
-              <w:t xml:space="preserve"># Check if Redis is running (WSL):</w:t>
-            </w:r>
-          </w:p>
-          <w:p>
-            <w:pPr>
-              <w:spacing w:after="0"/>
-            </w:pPr>
-            <w:r>
-              <w:rPr>
-                <w:rFonts w:ascii="Courier New" w:cs="Courier New" w:eastAsia="Courier New" w:hAnsi="Courier New"/>
-                <w:color w:val="CDD9E5"/>
-                <w:sz w:val="18"/>
-                <w:szCs w:val="18"/>
-              </w:rPr>
-              <w:t xml:space="preserve">service redis-server status</w:t>
+              <w:t xml:space="preserve">cd C:\Users\arbmishra\Desktop\Project\LADWP\Auth0MigrationScript\migration-dashboard</w:t>
             </w:r>
           </w:p>
           <w:p>
@@ -5505,63 +5373,7 @@
                 <w:sz w:val="18"/>
                 <w:szCs w:val="18"/>
               </w:rPr>
-              <w:t xml:space="preserve"># Start it if not running:</w:t>
-            </w:r>
-          </w:p>
-          <w:p>
-            <w:pPr>
-              <w:spacing w:after="0"/>
-            </w:pPr>
-            <w:r>
-              <w:rPr>
-                <w:rFonts w:ascii="Courier New" w:cs="Courier New" w:eastAsia="Courier New" w:hAnsi="Courier New"/>
-                <w:color w:val="CDD9E5"/>
-                <w:sz w:val="18"/>
-                <w:szCs w:val="18"/>
-              </w:rPr>
-              <w:t xml:space="preserve">sudo service redis-server start</w:t>
-            </w:r>
-          </w:p>
-          <w:p>
-            <w:pPr>
-              <w:spacing w:after="0"/>
-            </w:pPr>
-            <w:r>
-              <w:rPr>
-                <w:rFonts w:ascii="Courier New" w:cs="Courier New" w:eastAsia="Courier New" w:hAnsi="Courier New"/>
-                <w:color w:val="CDD9E5"/>
-                <w:sz w:val="18"/>
-                <w:szCs w:val="18"/>
-              </w:rPr>
-              <w:t xml:space="preserve"/>
-            </w:r>
-          </w:p>
-          <w:p>
-            <w:pPr>
-              <w:spacing w:after="0"/>
-            </w:pPr>
-            <w:r>
-              <w:rPr>
-                <w:rFonts w:ascii="Courier New" w:cs="Courier New" w:eastAsia="Courier New" w:hAnsi="Courier New"/>
-                <w:color w:val="CDD9E5"/>
-                <w:sz w:val="18"/>
-                <w:szCs w:val="18"/>
-              </w:rPr>
-              <w:t xml:space="preserve"># Verify connectivity from Windows:</w:t>
-            </w:r>
-          </w:p>
-          <w:p>
-            <w:pPr>
-              <w:spacing w:after="0"/>
-            </w:pPr>
-            <w:r>
-              <w:rPr>
-                <w:rFonts w:ascii="Courier New" w:cs="Courier New" w:eastAsia="Courier New" w:hAnsi="Courier New"/>
-                <w:color w:val="CDD9E5"/>
-                <w:sz w:val="18"/>
-                <w:szCs w:val="18"/>
-              </w:rPr>
-              <w:t xml:space="preserve">C:\Redis\redis-cli.exe -p 6379 PING   # Expected: PONG</w:t>
+              <w:t xml:space="preserve">npm install</w:t>
             </w:r>
           </w:p>
         </w:tc>
@@ -5586,7 +5398,7 @@
           <w:sz w:val="22"/>
           <w:szCs w:val="22"/>
         </w:rPr>
-        <w:t xml:space="preserve">Auth0 429 "Too Many Requests" errors</w:t>
+        <w:t xml:space="preserve">9.2 Start the dashboard</w:t>
       </w:r>
     </w:p>
     <w:p>
@@ -5599,29 +5411,7 @@
           <w:sz w:val="22"/>
           <w:szCs w:val="22"/>
         </w:rPr>
-        <w:t xml:space="preserve">Auth0 allows only 2 concurrent import jobs per tenant by default. The script handles this automatically via exponential backoff. If 429 errors are frequent, reduce MAX_CONCURRENT_AUTH0_JOBS to 1 in your .env file.</w:t>
-      </w:r>
-    </w:p>
-    <w:p>
-      <w:pPr>
-        <w:spacing w:after="80"/>
-      </w:pPr>
-    </w:p>
-    <w:p>
-      <w:pPr>
-        <w:pStyle w:val="Heading3"/>
-        <w:spacing w:after="60" w:before="200"/>
-      </w:pPr>
-      <w:r>
-        <w:rPr>
-          <w:rFonts w:ascii="Calibri" w:cs="Calibri" w:eastAsia="Calibri" w:hAnsi="Calibri"/>
-          <w:b/>
-          <w:bCs/>
-          <w:color w:val="1A5CB8"/>
-          <w:sz w:val="22"/>
-          <w:szCs w:val="22"/>
-        </w:rPr>
-        <w:t xml:space="preserve">Restart from scratch</w:t>
+        <w:t xml:space="preserve">Open a separate terminal window (not the one running the migration) and start the server:</w:t>
       </w:r>
     </w:p>
     <w:tbl>
@@ -5668,21 +5458,7 @@
                 <w:sz w:val="18"/>
                 <w:szCs w:val="18"/>
               </w:rPr>
-              <w:t xml:space="preserve"># 1. Delete all chunk files so old chunks are not recovered:</w:t>
-            </w:r>
-          </w:p>
-          <w:p>
-            <w:pPr>
-              <w:spacing w:after="0"/>
-            </w:pPr>
-            <w:r>
-              <w:rPr>
-                <w:rFonts w:ascii="Courier New" w:cs="Courier New" w:eastAsia="Courier New" w:hAnsi="Courier New"/>
-                <w:color w:val="CDD9E5"/>
-                <w:sz w:val="18"/>
-                <w:szCs w:val="18"/>
-              </w:rPr>
-              <w:t xml:space="preserve">Remove-Item output/chunks/* -Force</w:t>
+              <w:t xml:space="preserve">cd C:\Users\arbmishra\Desktop\Project\LADWP\Auth0MigrationScript\migration-dashboard</w:t>
             </w:r>
           </w:p>
           <w:p>
@@ -5710,21 +5486,49 @@
                 <w:sz w:val="18"/>
                 <w:szCs w:val="18"/>
               </w:rPr>
-              <w:t xml:space="preserve"># 2. Start fresh (wipes checkpoint keys and source offset):</w:t>
-            </w:r>
-          </w:p>
-          <w:p>
-            <w:pPr>
-              <w:spacing w:after="0"/>
-            </w:pPr>
-            <w:r>
-              <w:rPr>
-                <w:rFonts w:ascii="Courier New" w:cs="Courier New" w:eastAsia="Courier New" w:hAnsi="Courier New"/>
-                <w:color w:val="CDD9E5"/>
-                <w:sz w:val="18"/>
-                <w:szCs w:val="18"/>
-              </w:rPr>
-              <w:t xml:space="preserve">node src/index.js --fresh</w:t>
+              <w:t xml:space="preserve">node server.js</w:t>
+            </w:r>
+          </w:p>
+          <w:p>
+            <w:pPr>
+              <w:spacing w:after="0"/>
+            </w:pPr>
+            <w:r>
+              <w:rPr>
+                <w:rFonts w:ascii="Courier New" w:cs="Courier New" w:eastAsia="Courier New" w:hAnsi="Courier New"/>
+                <w:color w:val="CDD9E5"/>
+                <w:sz w:val="18"/>
+                <w:szCs w:val="18"/>
+              </w:rPr>
+              <w:t xml:space="preserve"/>
+            </w:r>
+          </w:p>
+          <w:p>
+            <w:pPr>
+              <w:spacing w:after="0"/>
+            </w:pPr>
+            <w:r>
+              <w:rPr>
+                <w:rFonts w:ascii="Courier New" w:cs="Courier New" w:eastAsia="Courier New" w:hAnsi="Courier New"/>
+                <w:color w:val="CDD9E5"/>
+                <w:sz w:val="18"/>
+                <w:szCs w:val="18"/>
+              </w:rPr>
+              <w:t xml:space="preserve"># Then open in a browser:</w:t>
+            </w:r>
+          </w:p>
+          <w:p>
+            <w:pPr>
+              <w:spacing w:after="0"/>
+            </w:pPr>
+            <w:r>
+              <w:rPr>
+                <w:rFonts w:ascii="Courier New" w:cs="Courier New" w:eastAsia="Courier New" w:hAnsi="Courier New"/>
+                <w:color w:val="CDD9E5"/>
+                <w:sz w:val="18"/>
+                <w:szCs w:val="18"/>
+              </w:rPr>
+              <w:t xml:space="preserve"># http://localhost:3001</w:t>
             </w:r>
           </w:p>
         </w:tc>
@@ -5733,6 +5537,24 @@
     <w:p>
       <w:pPr>
         <w:spacing w:after="80"/>
+      </w:pPr>
+    </w:p>
+    <w:p>
+      <w:pPr>
+        <w:spacing w:after="80"/>
+      </w:pPr>
+      <w:r>
+        <w:rPr>
+          <w:color w:val="0F1C2E"/>
+          <w:sz w:val="22"/>
+          <w:szCs w:val="22"/>
+        </w:rPr>
+        <w:t xml:space="preserve">The dashboard runs on port 3001 by default. To use a different port, set DASHBOARD_PORT in migration-dashboard/.env.</w:t>
+      </w:r>
+    </w:p>
+    <w:p>
+      <w:pPr>
+        <w:spacing w:after="60"/>
       </w:pPr>
     </w:p>
     <w:p>
@@ -5749,7 +5571,7 @@
           <w:sz w:val="22"/>
           <w:szCs w:val="22"/>
         </w:rPr>
-        <w:t xml:space="preserve">Users in manual-review.xlsx — how to re-try</w:t>
+        <w:t xml:space="preserve">9.3 Dashboard pages</w:t>
       </w:r>
     </w:p>
     <w:p>
@@ -5762,17 +5584,12 @@
           <w:sz w:val="22"/>
           <w:szCs w:val="22"/>
         </w:rPr>
-        <w:t xml:space="preserve">Fix the data issue in the source record. For a targeted re-run of specific users:</w:t>
-      </w:r>
-    </w:p>
-    <w:p>
-      <w:pPr>
-        <w:pStyle w:val="ListParagraph"/>
-        <w:numPr>
-          <w:ilvl w:val="0"/>
-          <w:numId w:val="1"/>
-        </w:numPr>
-        <w:spacing w:after="60"/>
+        <w:t xml:space="preserve">Dashboard — Real-time KPIs: total source users, users read, chunks processed, import rate (users/min), source reading progress bar, chunk import progress bar, live import rate chart (last 30 readings), queue health for all three queues (active / waiting / delayed / completed / failed), estimated time remaining, and manual review count.</w:t>
+      </w:r>
+    </w:p>
+    <w:p>
+      <w:pPr>
+        <w:spacing w:after="80"/>
       </w:pPr>
       <w:r>
         <w:rPr>
@@ -5780,17 +5597,12 @@
           <w:sz w:val="22"/>
           <w:szCs w:val="22"/>
         </w:rPr>
-        <w:t xml:space="preserve">Push only the affected users to a new Redis key (e.g. migration:source:rerun)</w:t>
-      </w:r>
-    </w:p>
-    <w:p>
-      <w:pPr>
-        <w:pStyle w:val="ListParagraph"/>
-        <w:numPr>
-          <w:ilvl w:val="0"/>
-          <w:numId w:val="1"/>
-        </w:numPr>
-        <w:spacing w:after="60"/>
+        <w:t xml:space="preserve">Source Records — Paginated table of every record in migration:source:users (20 per page). Each row shows email, UID, first name, last name, language, and import status (Imported / Pending). Includes search by email or UID, filter by status, and an Add User button to push new records directly into Redis without using redis-cli.</w:t>
+      </w:r>
+    </w:p>
+    <w:p>
+      <w:pPr>
+        <w:spacing w:after="80"/>
       </w:pPr>
       <w:r>
         <w:rPr>
@@ -5798,17 +5610,34 @@
           <w:sz w:val="22"/>
           <w:szCs w:val="22"/>
         </w:rPr>
-        <w:t xml:space="preserve">Set REDIS_SOURCE_KEY=migration:source:rerun in your .env</w:t>
-      </w:r>
-    </w:p>
-    <w:p>
-      <w:pPr>
-        <w:pStyle w:val="ListParagraph"/>
-        <w:numPr>
-          <w:ilvl w:val="0"/>
-          <w:numId w:val="1"/>
-        </w:numPr>
+        <w:t xml:space="preserve">Manual Review — Paginated table of all users written to manual-review.xlsx that could not be auto-imported, showing the failure reason and timestamp for each.</w:t>
+      </w:r>
+    </w:p>
+    <w:p>
+      <w:pPr>
         <w:spacing w:after="60"/>
+      </w:pPr>
+    </w:p>
+    <w:p>
+      <w:pPr>
+        <w:pStyle w:val="Heading3"/>
+        <w:spacing w:after="60" w:before="200"/>
+      </w:pPr>
+      <w:r>
+        <w:rPr>
+          <w:rFonts w:ascii="Calibri" w:cs="Calibri" w:eastAsia="Calibri" w:hAnsi="Calibri"/>
+          <w:b/>
+          <w:bCs/>
+          <w:color w:val="1A5CB8"/>
+          <w:sz w:val="22"/>
+          <w:szCs w:val="22"/>
+        </w:rPr>
+        <w:t xml:space="preserve">9.4 Adding source users via the dashboard</w:t>
+      </w:r>
+    </w:p>
+    <w:p>
+      <w:pPr>
+        <w:spacing w:after="80"/>
       </w:pPr>
       <w:r>
         <w:rPr>
@@ -5816,13 +5645,52 @@
           <w:sz w:val="22"/>
           <w:szCs w:val="22"/>
         </w:rPr>
-        <w:t xml:space="preserve">Run: node src/index.js --fresh</w:t>
-      </w:r>
-    </w:p>
-    <w:p>
-      <w:pPr>
-        <w:spacing w:after="80"/>
-      </w:pPr>
+        <w:t xml:space="preserve">Use the Add User button on the Source Records page instead of redis-cli. The form accepts Email (required), UID (required), First Name, Last Name, Language Preference, and Password Hash. This avoids the PowerShell quoting issue that causes redis-cli to store invalid JSON.</w:t>
+      </w:r>
+    </w:p>
+    <w:p>
+      <w:pPr>
+        <w:spacing w:after="60"/>
+      </w:pPr>
+    </w:p>
+    <w:p>
+      <w:pPr>
+        <w:pStyle w:val="Heading1"/>
+        <w:spacing w:after="120" w:before="320"/>
+      </w:pPr>
+      <w:r>
+        <w:rPr>
+          <w:rFonts w:ascii="Calibri" w:cs="Calibri" w:eastAsia="Calibri" w:hAnsi="Calibri"/>
+          <w:b/>
+          <w:bCs/>
+          <w:color w:val="1A5CB8"/>
+          <w:sz w:val="36"/>
+          <w:szCs w:val="36"/>
+        </w:rPr>
+        <w:t xml:space="preserve">10. Monitoring and Logs</w:t>
+      </w:r>
+    </w:p>
+    <w:p>
+      <w:pPr>
+        <w:spacing w:after="60"/>
+      </w:pPr>
+    </w:p>
+    <w:p>
+      <w:pPr>
+        <w:pStyle w:val="Heading3"/>
+        <w:spacing w:after="60" w:before="200"/>
+      </w:pPr>
+      <w:r>
+        <w:rPr>
+          <w:rFonts w:ascii="Calibri" w:cs="Calibri" w:eastAsia="Calibri" w:hAnsi="Calibri"/>
+          <w:b/>
+          <w:bCs/>
+          <w:color w:val="1A5CB8"/>
+          <w:sz w:val="22"/>
+          <w:szCs w:val="22"/>
+        </w:rPr>
+        <w:t xml:space="preserve">Follow logs in real time</w:t>
+      </w:r>
     </w:p>
     <w:tbl>
       <w:tblPr>
@@ -5844,6 +5712,1054 @@
           <w:tcPr>
             <w:tcW w:type="dxa" w:w="9360"/>
             <w:tcBorders>
+              <w:top w:val="single" w:color="30363D" w:sz="1"/>
+              <w:left w:val="single" w:color="1A5CB8" w:sz="4"/>
+              <w:bottom w:val="single" w:color="30363D" w:sz="1"/>
+              <w:right w:val="single" w:color="30363D" w:sz="1"/>
+            </w:tcBorders>
+            <w:shd w:fill="1C2333" w:val="clear"/>
+            <w:tcMar>
+              <w:top w:type="dxa" w:w="120"/>
+              <w:left w:type="dxa" w:w="200"/>
+              <w:bottom w:type="dxa" w:w="120"/>
+              <w:right w:type="dxa" w:w="200"/>
+            </w:tcMar>
+          </w:tcPr>
+          <w:p>
+            <w:pPr>
+              <w:spacing w:after="0"/>
+            </w:pPr>
+            <w:r>
+              <w:rPr>
+                <w:rFonts w:ascii="Courier New" w:cs="Courier New" w:eastAsia="Courier New" w:hAnsi="Courier New"/>
+                <w:color w:val="CDD9E5"/>
+                <w:sz w:val="18"/>
+                <w:szCs w:val="18"/>
+              </w:rPr>
+              <w:t xml:space="preserve"># From PowerShell:</w:t>
+            </w:r>
+          </w:p>
+          <w:p>
+            <w:pPr>
+              <w:spacing w:after="0"/>
+            </w:pPr>
+            <w:r>
+              <w:rPr>
+                <w:rFonts w:ascii="Courier New" w:cs="Courier New" w:eastAsia="Courier New" w:hAnsi="Courier New"/>
+                <w:color w:val="CDD9E5"/>
+                <w:sz w:val="18"/>
+                <w:szCs w:val="18"/>
+              </w:rPr>
+              <w:t xml:space="preserve">Get-Content output/logs/migration.log -Wait -Tail 50</w:t>
+            </w:r>
+          </w:p>
+        </w:tc>
+      </w:tr>
+    </w:tbl>
+    <w:p>
+      <w:pPr>
+        <w:spacing w:after="80"/>
+      </w:pPr>
+    </w:p>
+    <w:p>
+      <w:pPr>
+        <w:pStyle w:val="Heading3"/>
+        <w:spacing w:after="60" w:before="200"/>
+      </w:pPr>
+      <w:r>
+        <w:rPr>
+          <w:rFonts w:ascii="Calibri" w:cs="Calibri" w:eastAsia="Calibri" w:hAnsi="Calibri"/>
+          <w:b/>
+          <w:bCs/>
+          <w:color w:val="1A5CB8"/>
+          <w:sz w:val="22"/>
+          <w:szCs w:val="22"/>
+        </w:rPr>
+        <w:t xml:space="preserve">Queue health check (logged every 60 seconds)</w:t>
+      </w:r>
+    </w:p>
+    <w:tbl>
+      <w:tblPr>
+        <w:tblW w:type="dxa" w:w="9360"/>
+        <w:tblBorders>
+          <w:top w:val="single" w:color="auto" w:sz="4"/>
+          <w:left w:val="single" w:color="auto" w:sz="4"/>
+          <w:bottom w:val="single" w:color="auto" w:sz="4"/>
+          <w:right w:val="single" w:color="auto" w:sz="4"/>
+          <w:insideH w:val="single" w:color="auto" w:sz="4"/>
+          <w:insideV w:val="single" w:color="auto" w:sz="4"/>
+        </w:tblBorders>
+      </w:tblPr>
+      <w:tblGrid>
+        <w:gridCol w:w="9360"/>
+      </w:tblGrid>
+      <w:tr>
+        <w:tc>
+          <w:tcPr>
+            <w:tcW w:type="dxa" w:w="9360"/>
+            <w:tcBorders>
+              <w:top w:val="single" w:color="30363D" w:sz="1"/>
+              <w:left w:val="single" w:color="1A5CB8" w:sz="4"/>
+              <w:bottom w:val="single" w:color="30363D" w:sz="1"/>
+              <w:right w:val="single" w:color="30363D" w:sz="1"/>
+            </w:tcBorders>
+            <w:shd w:fill="1C2333" w:val="clear"/>
+            <w:tcMar>
+              <w:top w:type="dxa" w:w="120"/>
+              <w:left w:type="dxa" w:w="200"/>
+              <w:bottom w:type="dxa" w:w="120"/>
+              <w:right w:type="dxa" w:w="200"/>
+            </w:tcMar>
+          </w:tcPr>
+          <w:p>
+            <w:pPr>
+              <w:spacing w:after="0"/>
+            </w:pPr>
+            <w:r>
+              <w:rPr>
+                <w:rFonts w:ascii="Courier New" w:cs="Courier New" w:eastAsia="Courier New" w:hAnsi="Courier New"/>
+                <w:color w:val="CDD9E5"/>
+                <w:sz w:val="18"/>
+                <w:szCs w:val="18"/>
+              </w:rPr>
+              <w:t xml:space="preserve">{"message":"Queue health check",</w:t>
+            </w:r>
+          </w:p>
+          <w:p>
+            <w:pPr>
+              <w:spacing w:after="0"/>
+            </w:pPr>
+            <w:r>
+              <w:rPr>
+                <w:rFonts w:ascii="Courier New" w:cs="Courier New" w:eastAsia="Courier New" w:hAnsi="Courier New"/>
+                <w:color w:val="CDD9E5"/>
+                <w:sz w:val="18"/>
+                <w:szCs w:val="18"/>
+              </w:rPr>
+              <w:t xml:space="preserve"> "importQueue":{"active":2,"waiting":0,"delayed":0},</w:t>
+            </w:r>
+          </w:p>
+          <w:p>
+            <w:pPr>
+              <w:spacing w:after="0"/>
+            </w:pPr>
+            <w:r>
+              <w:rPr>
+                <w:rFonts w:ascii="Courier New" w:cs="Courier New" w:eastAsia="Courier New" w:hAnsi="Courier New"/>
+                <w:color w:val="CDD9E5"/>
+                <w:sz w:val="18"/>
+                <w:szCs w:val="18"/>
+              </w:rPr>
+              <w:t xml:space="preserve"> "statusQueue":{"active":4,"waiting":0,"delayed":12},</w:t>
+            </w:r>
+          </w:p>
+          <w:p>
+            <w:pPr>
+              <w:spacing w:after="0"/>
+            </w:pPr>
+            <w:r>
+              <w:rPr>
+                <w:rFonts w:ascii="Courier New" w:cs="Courier New" w:eastAsia="Courier New" w:hAnsi="Courier New"/>
+                <w:color w:val="CDD9E5"/>
+                <w:sz w:val="18"/>
+                <w:szCs w:val="18"/>
+              </w:rPr>
+              <w:t xml:space="preserve"> "retryQueue":{"active":0,"waiting":3,"delayed":0},</w:t>
+            </w:r>
+          </w:p>
+          <w:p>
+            <w:pPr>
+              <w:spacing w:after="0"/>
+            </w:pPr>
+            <w:r>
+              <w:rPr>
+                <w:rFonts w:ascii="Courier New" w:cs="Courier New" w:eastAsia="Courier New" w:hAnsi="Courier New"/>
+                <w:color w:val="CDD9E5"/>
+                <w:sz w:val="18"/>
+                <w:szCs w:val="18"/>
+              </w:rPr>
+              <w:t xml:space="preserve"> "pending":21}</w:t>
+            </w:r>
+          </w:p>
+        </w:tc>
+      </w:tr>
+    </w:tbl>
+    <w:p>
+      <w:pPr>
+        <w:spacing w:after="80"/>
+      </w:pPr>
+    </w:p>
+    <w:p>
+      <w:pPr>
+        <w:pStyle w:val="Heading3"/>
+        <w:spacing w:after="60" w:before="200"/>
+      </w:pPr>
+      <w:r>
+        <w:rPr>
+          <w:rFonts w:ascii="Calibri" w:cs="Calibri" w:eastAsia="Calibri" w:hAnsi="Calibri"/>
+          <w:b/>
+          <w:bCs/>
+          <w:color w:val="1A5CB8"/>
+          <w:sz w:val="22"/>
+          <w:szCs w:val="22"/>
+        </w:rPr>
+        <w:t xml:space="preserve">Check checkpoint state in Redis directly</w:t>
+      </w:r>
+    </w:p>
+    <w:tbl>
+      <w:tblPr>
+        <w:tblW w:type="dxa" w:w="9360"/>
+        <w:tblBorders>
+          <w:top w:val="single" w:color="auto" w:sz="4"/>
+          <w:left w:val="single" w:color="auto" w:sz="4"/>
+          <w:bottom w:val="single" w:color="auto" w:sz="4"/>
+          <w:right w:val="single" w:color="auto" w:sz="4"/>
+          <w:insideH w:val="single" w:color="auto" w:sz="4"/>
+          <w:insideV w:val="single" w:color="auto" w:sz="4"/>
+        </w:tblBorders>
+      </w:tblPr>
+      <w:tblGrid>
+        <w:gridCol w:w="9360"/>
+      </w:tblGrid>
+      <w:tr>
+        <w:tc>
+          <w:tcPr>
+            <w:tcW w:type="dxa" w:w="9360"/>
+            <w:tcBorders>
+              <w:top w:val="single" w:color="30363D" w:sz="1"/>
+              <w:left w:val="single" w:color="1A5CB8" w:sz="4"/>
+              <w:bottom w:val="single" w:color="30363D" w:sz="1"/>
+              <w:right w:val="single" w:color="30363D" w:sz="1"/>
+            </w:tcBorders>
+            <w:shd w:fill="1C2333" w:val="clear"/>
+            <w:tcMar>
+              <w:top w:type="dxa" w:w="120"/>
+              <w:left w:type="dxa" w:w="200"/>
+              <w:bottom w:type="dxa" w:w="120"/>
+              <w:right w:type="dxa" w:w="200"/>
+            </w:tcMar>
+          </w:tcPr>
+          <w:p>
+            <w:pPr>
+              <w:spacing w:after="0"/>
+            </w:pPr>
+            <w:r>
+              <w:rPr>
+                <w:rFonts w:ascii="Courier New" w:cs="Courier New" w:eastAsia="Courier New" w:hAnsi="Courier New"/>
+                <w:color w:val="CDD9E5"/>
+                <w:sz w:val="18"/>
+                <w:szCs w:val="18"/>
+              </w:rPr>
+              <w:t xml:space="preserve"># Chunks fully processed:</w:t>
+            </w:r>
+          </w:p>
+          <w:p>
+            <w:pPr>
+              <w:spacing w:after="0"/>
+            </w:pPr>
+            <w:r>
+              <w:rPr>
+                <w:rFonts w:ascii="Courier New" w:cs="Courier New" w:eastAsia="Courier New" w:hAnsi="Courier New"/>
+                <w:color w:val="CDD9E5"/>
+                <w:sz w:val="18"/>
+                <w:szCs w:val="18"/>
+              </w:rPr>
+              <w:t xml:space="preserve">redis-cli SCARD migration:checkpoint:processed_chunks</w:t>
+            </w:r>
+          </w:p>
+          <w:p>
+            <w:pPr>
+              <w:spacing w:after="0"/>
+            </w:pPr>
+            <w:r>
+              <w:rPr>
+                <w:rFonts w:ascii="Courier New" w:cs="Courier New" w:eastAsia="Courier New" w:hAnsi="Courier New"/>
+                <w:color w:val="CDD9E5"/>
+                <w:sz w:val="18"/>
+                <w:szCs w:val="18"/>
+              </w:rPr>
+              <w:t xml:space="preserve"/>
+            </w:r>
+          </w:p>
+          <w:p>
+            <w:pPr>
+              <w:spacing w:after="0"/>
+            </w:pPr>
+            <w:r>
+              <w:rPr>
+                <w:rFonts w:ascii="Courier New" w:cs="Courier New" w:eastAsia="Courier New" w:hAnsi="Courier New"/>
+                <w:color w:val="CDD9E5"/>
+                <w:sz w:val="18"/>
+                <w:szCs w:val="18"/>
+              </w:rPr>
+              <w:t xml:space="preserve"># Total chunks created:</w:t>
+            </w:r>
+          </w:p>
+          <w:p>
+            <w:pPr>
+              <w:spacing w:after="0"/>
+            </w:pPr>
+            <w:r>
+              <w:rPr>
+                <w:rFonts w:ascii="Courier New" w:cs="Courier New" w:eastAsia="Courier New" w:hAnsi="Courier New"/>
+                <w:color w:val="CDD9E5"/>
+                <w:sz w:val="18"/>
+                <w:szCs w:val="18"/>
+              </w:rPr>
+              <w:t xml:space="preserve">redis-cli GET migration:checkpoint:total_chunks</w:t>
+            </w:r>
+          </w:p>
+          <w:p>
+            <w:pPr>
+              <w:spacing w:after="0"/>
+            </w:pPr>
+            <w:r>
+              <w:rPr>
+                <w:rFonts w:ascii="Courier New" w:cs="Courier New" w:eastAsia="Courier New" w:hAnsi="Courier New"/>
+                <w:color w:val="CDD9E5"/>
+                <w:sz w:val="18"/>
+                <w:szCs w:val="18"/>
+              </w:rPr>
+              <w:t xml:space="preserve"/>
+            </w:r>
+          </w:p>
+          <w:p>
+            <w:pPr>
+              <w:spacing w:after="0"/>
+            </w:pPr>
+            <w:r>
+              <w:rPr>
+                <w:rFonts w:ascii="Courier New" w:cs="Courier New" w:eastAsia="Courier New" w:hAnsi="Courier New"/>
+                <w:color w:val="CDD9E5"/>
+                <w:sz w:val="18"/>
+                <w:szCs w:val="18"/>
+              </w:rPr>
+              <w:t xml:space="preserve"># Current migration status:</w:t>
+            </w:r>
+          </w:p>
+          <w:p>
+            <w:pPr>
+              <w:spacing w:after="0"/>
+            </w:pPr>
+            <w:r>
+              <w:rPr>
+                <w:rFonts w:ascii="Courier New" w:cs="Courier New" w:eastAsia="Courier New" w:hAnsi="Courier New"/>
+                <w:color w:val="CDD9E5"/>
+                <w:sz w:val="18"/>
+                <w:szCs w:val="18"/>
+              </w:rPr>
+              <w:t xml:space="preserve">redis-cli GET migration:status</w:t>
+            </w:r>
+          </w:p>
+          <w:p>
+            <w:pPr>
+              <w:spacing w:after="0"/>
+            </w:pPr>
+            <w:r>
+              <w:rPr>
+                <w:rFonts w:ascii="Courier New" w:cs="Courier New" w:eastAsia="Courier New" w:hAnsi="Courier New"/>
+                <w:color w:val="CDD9E5"/>
+                <w:sz w:val="18"/>
+                <w:szCs w:val="18"/>
+              </w:rPr>
+              <w:t xml:space="preserve"/>
+            </w:r>
+          </w:p>
+          <w:p>
+            <w:pPr>
+              <w:spacing w:after="0"/>
+            </w:pPr>
+            <w:r>
+              <w:rPr>
+                <w:rFonts w:ascii="Courier New" w:cs="Courier New" w:eastAsia="Courier New" w:hAnsi="Courier New"/>
+                <w:color w:val="CDD9E5"/>
+                <w:sz w:val="18"/>
+                <w:szCs w:val="18"/>
+              </w:rPr>
+              <w:t xml:space="preserve"># Source list read offset:</w:t>
+            </w:r>
+          </w:p>
+          <w:p>
+            <w:pPr>
+              <w:spacing w:after="0"/>
+            </w:pPr>
+            <w:r>
+              <w:rPr>
+                <w:rFonts w:ascii="Courier New" w:cs="Courier New" w:eastAsia="Courier New" w:hAnsi="Courier New"/>
+                <w:color w:val="CDD9E5"/>
+                <w:sz w:val="18"/>
+                <w:szCs w:val="18"/>
+              </w:rPr>
+              <w:t xml:space="preserve">redis-cli GET migration:source:offset</w:t>
+            </w:r>
+          </w:p>
+        </w:tc>
+      </w:tr>
+    </w:tbl>
+    <w:p>
+      <w:pPr>
+        <w:spacing w:after="120"/>
+      </w:pPr>
+    </w:p>
+    <w:p>
+      <w:r>
+        <w:br w:type="page"/>
+      </w:r>
+    </w:p>
+    <w:p>
+      <w:pPr>
+        <w:pStyle w:val="Heading1"/>
+        <w:spacing w:after="120" w:before="320"/>
+      </w:pPr>
+      <w:r>
+        <w:rPr>
+          <w:rFonts w:ascii="Calibri" w:cs="Calibri" w:eastAsia="Calibri" w:hAnsi="Calibri"/>
+          <w:b/>
+          <w:bCs/>
+          <w:color w:val="1A5CB8"/>
+          <w:sz w:val="36"/>
+          <w:szCs w:val="36"/>
+        </w:rPr>
+        <w:t xml:space="preserve">11. Output Files</w:t>
+      </w:r>
+    </w:p>
+    <w:p>
+      <w:pPr>
+        <w:spacing w:after="60"/>
+      </w:pPr>
+    </w:p>
+    <w:p>
+      <w:pPr>
+        <w:pStyle w:val="ListParagraph"/>
+        <w:numPr>
+          <w:ilvl w:val="0"/>
+          <w:numId w:val="1"/>
+        </w:numPr>
+        <w:spacing w:after="60"/>
+      </w:pPr>
+      <w:r>
+        <w:rPr>
+          <w:rFonts w:ascii="Courier New" w:cs="Courier New" w:eastAsia="Courier New" w:hAnsi="Courier New"/>
+          <w:color w:val="0F1C2E"/>
+          <w:sz w:val="22"/>
+          <w:szCs w:val="22"/>
+        </w:rPr>
+        <w:t xml:space="preserve">output/chunks/chunk-N-{uuid}.json</w:t>
+      </w:r>
+    </w:p>
+    <w:p>
+      <w:pPr>
+        <w:pStyle w:val="ListParagraph"/>
+        <w:numPr>
+          <w:ilvl w:val="1"/>
+          <w:numId w:val="1"/>
+        </w:numPr>
+        <w:spacing w:after="40"/>
+      </w:pPr>
+      <w:r>
+        <w:rPr>
+          <w:color w:val="5A6E87"/>
+          <w:sz w:val="20"/>
+          <w:szCs w:val="20"/>
+        </w:rPr>
+        <w:t xml:space="preserve">Chunk files written during the run. Each holds up to 480 KB of Auth0-formatted user JSON. Retained for orphan recovery on resume.</w:t>
+      </w:r>
+    </w:p>
+    <w:p>
+      <w:pPr>
+        <w:spacing w:after="40"/>
+      </w:pPr>
+    </w:p>
+    <w:p>
+      <w:pPr>
+        <w:pStyle w:val="ListParagraph"/>
+        <w:numPr>
+          <w:ilvl w:val="0"/>
+          <w:numId w:val="1"/>
+        </w:numPr>
+        <w:spacing w:after="60"/>
+      </w:pPr>
+      <w:r>
+        <w:rPr>
+          <w:rFonts w:ascii="Courier New" w:cs="Courier New" w:eastAsia="Courier New" w:hAnsi="Courier New"/>
+          <w:color w:val="0F1C2E"/>
+          <w:sz w:val="22"/>
+          <w:szCs w:val="22"/>
+        </w:rPr>
+        <w:t xml:space="preserve">output/logs/migration.log</w:t>
+      </w:r>
+    </w:p>
+    <w:p>
+      <w:pPr>
+        <w:pStyle w:val="ListParagraph"/>
+        <w:numPr>
+          <w:ilvl w:val="1"/>
+          <w:numId w:val="1"/>
+        </w:numPr>
+        <w:spacing w:after="40"/>
+      </w:pPr>
+      <w:r>
+        <w:rPr>
+          <w:color w:val="5A6E87"/>
+          <w:sz w:val="20"/>
+          <w:szCs w:val="20"/>
+        </w:rPr>
+        <w:t xml:space="preserve">All log levels (info, warn, error) in JSON format. Primary monitoring file.</w:t>
+      </w:r>
+    </w:p>
+    <w:p>
+      <w:pPr>
+        <w:spacing w:after="40"/>
+      </w:pPr>
+    </w:p>
+    <w:p>
+      <w:pPr>
+        <w:pStyle w:val="ListParagraph"/>
+        <w:numPr>
+          <w:ilvl w:val="0"/>
+          <w:numId w:val="1"/>
+        </w:numPr>
+        <w:spacing w:after="60"/>
+      </w:pPr>
+      <w:r>
+        <w:rPr>
+          <w:rFonts w:ascii="Courier New" w:cs="Courier New" w:eastAsia="Courier New" w:hAnsi="Courier New"/>
+          <w:color w:val="0F1C2E"/>
+          <w:sz w:val="22"/>
+          <w:szCs w:val="22"/>
+        </w:rPr>
+        <w:t xml:space="preserve">output/logs/error.log</w:t>
+      </w:r>
+    </w:p>
+    <w:p>
+      <w:pPr>
+        <w:pStyle w:val="ListParagraph"/>
+        <w:numPr>
+          <w:ilvl w:val="1"/>
+          <w:numId w:val="1"/>
+        </w:numPr>
+        <w:spacing w:after="40"/>
+      </w:pPr>
+      <w:r>
+        <w:rPr>
+          <w:color w:val="5A6E87"/>
+          <w:sz w:val="20"/>
+          <w:szCs w:val="20"/>
+        </w:rPr>
+        <w:t xml:space="preserve">Error-level events only. Review this first after any migration run.</w:t>
+      </w:r>
+    </w:p>
+    <w:p>
+      <w:pPr>
+        <w:spacing w:after="40"/>
+      </w:pPr>
+    </w:p>
+    <w:p>
+      <w:pPr>
+        <w:pStyle w:val="ListParagraph"/>
+        <w:numPr>
+          <w:ilvl w:val="0"/>
+          <w:numId w:val="1"/>
+        </w:numPr>
+        <w:spacing w:after="60"/>
+      </w:pPr>
+      <w:r>
+        <w:rPr>
+          <w:rFonts w:ascii="Courier New" w:cs="Courier New" w:eastAsia="Courier New" w:hAnsi="Courier New"/>
+          <w:color w:val="0F1C2E"/>
+          <w:sz w:val="22"/>
+          <w:szCs w:val="22"/>
+        </w:rPr>
+        <w:t xml:space="preserve">output/manual-review.xlsx</w:t>
+      </w:r>
+    </w:p>
+    <w:p>
+      <w:pPr>
+        <w:pStyle w:val="ListParagraph"/>
+        <w:numPr>
+          <w:ilvl w:val="1"/>
+          <w:numId w:val="1"/>
+        </w:numPr>
+        <w:spacing w:after="40"/>
+      </w:pPr>
+      <w:r>
+        <w:rPr>
+          <w:color w:val="5A6E87"/>
+          <w:sz w:val="20"/>
+          <w:szCs w:val="20"/>
+        </w:rPr>
+        <w:t xml:space="preserve">Users that failed all retries. Columns: Email, Username (UID), First Name, Last Name, Language Preference, Email Verified, User Metadata, App Metadata, Failure Reason, Added At. Open directly in Excel for team review.</w:t>
+      </w:r>
+    </w:p>
+    <w:p>
+      <w:pPr>
+        <w:spacing w:after="120"/>
+      </w:pPr>
+    </w:p>
+    <w:p>
+      <w:pPr>
+        <w:pStyle w:val="Heading1"/>
+        <w:spacing w:after="120" w:before="320"/>
+      </w:pPr>
+      <w:r>
+        <w:rPr>
+          <w:rFonts w:ascii="Calibri" w:cs="Calibri" w:eastAsia="Calibri" w:hAnsi="Calibri"/>
+          <w:b/>
+          <w:bCs/>
+          <w:color w:val="1A5CB8"/>
+          <w:sz w:val="36"/>
+          <w:szCs w:val="36"/>
+        </w:rPr>
+        <w:t xml:space="preserve">12. Troubleshooting</w:t>
+      </w:r>
+    </w:p>
+    <w:p>
+      <w:pPr>
+        <w:spacing w:after="60"/>
+      </w:pPr>
+    </w:p>
+    <w:p>
+      <w:pPr>
+        <w:pStyle w:val="Heading3"/>
+        <w:spacing w:after="60" w:before="200"/>
+      </w:pPr>
+      <w:r>
+        <w:rPr>
+          <w:rFonts w:ascii="Calibri" w:cs="Calibri" w:eastAsia="Calibri" w:hAnsi="Calibri"/>
+          <w:b/>
+          <w:bCs/>
+          <w:color w:val="1A5CB8"/>
+          <w:sz w:val="22"/>
+          <w:szCs w:val="22"/>
+        </w:rPr>
+        <w:t xml:space="preserve">Cannot connect to Redis</w:t>
+      </w:r>
+    </w:p>
+    <w:tbl>
+      <w:tblPr>
+        <w:tblW w:type="dxa" w:w="9360"/>
+        <w:tblBorders>
+          <w:top w:val="single" w:color="auto" w:sz="4"/>
+          <w:left w:val="single" w:color="auto" w:sz="4"/>
+          <w:bottom w:val="single" w:color="auto" w:sz="4"/>
+          <w:right w:val="single" w:color="auto" w:sz="4"/>
+          <w:insideH w:val="single" w:color="auto" w:sz="4"/>
+          <w:insideV w:val="single" w:color="auto" w:sz="4"/>
+        </w:tblBorders>
+      </w:tblPr>
+      <w:tblGrid>
+        <w:gridCol w:w="9360"/>
+      </w:tblGrid>
+      <w:tr>
+        <w:tc>
+          <w:tcPr>
+            <w:tcW w:type="dxa" w:w="9360"/>
+            <w:tcBorders>
+              <w:top w:val="single" w:color="30363D" w:sz="1"/>
+              <w:left w:val="single" w:color="1A5CB8" w:sz="4"/>
+              <w:bottom w:val="single" w:color="30363D" w:sz="1"/>
+              <w:right w:val="single" w:color="30363D" w:sz="1"/>
+            </w:tcBorders>
+            <w:shd w:fill="1C2333" w:val="clear"/>
+            <w:tcMar>
+              <w:top w:type="dxa" w:w="120"/>
+              <w:left w:type="dxa" w:w="200"/>
+              <w:bottom w:type="dxa" w:w="120"/>
+              <w:right w:type="dxa" w:w="200"/>
+            </w:tcMar>
+          </w:tcPr>
+          <w:p>
+            <w:pPr>
+              <w:spacing w:after="0"/>
+            </w:pPr>
+            <w:r>
+              <w:rPr>
+                <w:rFonts w:ascii="Courier New" w:cs="Courier New" w:eastAsia="Courier New" w:hAnsi="Courier New"/>
+                <w:color w:val="CDD9E5"/>
+                <w:sz w:val="18"/>
+                <w:szCs w:val="18"/>
+              </w:rPr>
+              <w:t xml:space="preserve"># Check if Redis is running (WSL):</w:t>
+            </w:r>
+          </w:p>
+          <w:p>
+            <w:pPr>
+              <w:spacing w:after="0"/>
+            </w:pPr>
+            <w:r>
+              <w:rPr>
+                <w:rFonts w:ascii="Courier New" w:cs="Courier New" w:eastAsia="Courier New" w:hAnsi="Courier New"/>
+                <w:color w:val="CDD9E5"/>
+                <w:sz w:val="18"/>
+                <w:szCs w:val="18"/>
+              </w:rPr>
+              <w:t xml:space="preserve">service redis-server status</w:t>
+            </w:r>
+          </w:p>
+          <w:p>
+            <w:pPr>
+              <w:spacing w:after="0"/>
+            </w:pPr>
+            <w:r>
+              <w:rPr>
+                <w:rFonts w:ascii="Courier New" w:cs="Courier New" w:eastAsia="Courier New" w:hAnsi="Courier New"/>
+                <w:color w:val="CDD9E5"/>
+                <w:sz w:val="18"/>
+                <w:szCs w:val="18"/>
+              </w:rPr>
+              <w:t xml:space="preserve"/>
+            </w:r>
+          </w:p>
+          <w:p>
+            <w:pPr>
+              <w:spacing w:after="0"/>
+            </w:pPr>
+            <w:r>
+              <w:rPr>
+                <w:rFonts w:ascii="Courier New" w:cs="Courier New" w:eastAsia="Courier New" w:hAnsi="Courier New"/>
+                <w:color w:val="CDD9E5"/>
+                <w:sz w:val="18"/>
+                <w:szCs w:val="18"/>
+              </w:rPr>
+              <w:t xml:space="preserve"># Start it if not running:</w:t>
+            </w:r>
+          </w:p>
+          <w:p>
+            <w:pPr>
+              <w:spacing w:after="0"/>
+            </w:pPr>
+            <w:r>
+              <w:rPr>
+                <w:rFonts w:ascii="Courier New" w:cs="Courier New" w:eastAsia="Courier New" w:hAnsi="Courier New"/>
+                <w:color w:val="CDD9E5"/>
+                <w:sz w:val="18"/>
+                <w:szCs w:val="18"/>
+              </w:rPr>
+              <w:t xml:space="preserve">sudo service redis-server start</w:t>
+            </w:r>
+          </w:p>
+          <w:p>
+            <w:pPr>
+              <w:spacing w:after="0"/>
+            </w:pPr>
+            <w:r>
+              <w:rPr>
+                <w:rFonts w:ascii="Courier New" w:cs="Courier New" w:eastAsia="Courier New" w:hAnsi="Courier New"/>
+                <w:color w:val="CDD9E5"/>
+                <w:sz w:val="18"/>
+                <w:szCs w:val="18"/>
+              </w:rPr>
+              <w:t xml:space="preserve"/>
+            </w:r>
+          </w:p>
+          <w:p>
+            <w:pPr>
+              <w:spacing w:after="0"/>
+            </w:pPr>
+            <w:r>
+              <w:rPr>
+                <w:rFonts w:ascii="Courier New" w:cs="Courier New" w:eastAsia="Courier New" w:hAnsi="Courier New"/>
+                <w:color w:val="CDD9E5"/>
+                <w:sz w:val="18"/>
+                <w:szCs w:val="18"/>
+              </w:rPr>
+              <w:t xml:space="preserve"># Verify connectivity from Windows:</w:t>
+            </w:r>
+          </w:p>
+          <w:p>
+            <w:pPr>
+              <w:spacing w:after="0"/>
+            </w:pPr>
+            <w:r>
+              <w:rPr>
+                <w:rFonts w:ascii="Courier New" w:cs="Courier New" w:eastAsia="Courier New" w:hAnsi="Courier New"/>
+                <w:color w:val="CDD9E5"/>
+                <w:sz w:val="18"/>
+                <w:szCs w:val="18"/>
+              </w:rPr>
+              <w:t xml:space="preserve">C:\Redis\redis-cli.exe -p 6379 PING   # Expected: PONG</w:t>
+            </w:r>
+          </w:p>
+        </w:tc>
+      </w:tr>
+    </w:tbl>
+    <w:p>
+      <w:pPr>
+        <w:spacing w:after="80"/>
+      </w:pPr>
+    </w:p>
+    <w:p>
+      <w:pPr>
+        <w:pStyle w:val="Heading3"/>
+        <w:spacing w:after="60" w:before="200"/>
+      </w:pPr>
+      <w:r>
+        <w:rPr>
+          <w:rFonts w:ascii="Calibri" w:cs="Calibri" w:eastAsia="Calibri" w:hAnsi="Calibri"/>
+          <w:b/>
+          <w:bCs/>
+          <w:color w:val="1A5CB8"/>
+          <w:sz w:val="22"/>
+          <w:szCs w:val="22"/>
+        </w:rPr>
+        <w:t xml:space="preserve">Auth0 429 "Too Many Requests" errors</w:t>
+      </w:r>
+    </w:p>
+    <w:p>
+      <w:pPr>
+        <w:spacing w:after="80"/>
+      </w:pPr>
+      <w:r>
+        <w:rPr>
+          <w:color w:val="0F1C2E"/>
+          <w:sz w:val="22"/>
+          <w:szCs w:val="22"/>
+        </w:rPr>
+        <w:t xml:space="preserve">Auth0 allows only 2 concurrent import jobs per tenant by default. The script handles this automatically via exponential backoff. If 429 errors are frequent, reduce MAX_CONCURRENT_AUTH0_JOBS to 1 in your .env file.</w:t>
+      </w:r>
+    </w:p>
+    <w:p>
+      <w:pPr>
+        <w:spacing w:after="80"/>
+      </w:pPr>
+    </w:p>
+    <w:p>
+      <w:pPr>
+        <w:pStyle w:val="Heading3"/>
+        <w:spacing w:after="60" w:before="200"/>
+      </w:pPr>
+      <w:r>
+        <w:rPr>
+          <w:rFonts w:ascii="Calibri" w:cs="Calibri" w:eastAsia="Calibri" w:hAnsi="Calibri"/>
+          <w:b/>
+          <w:bCs/>
+          <w:color w:val="1A5CB8"/>
+          <w:sz w:val="22"/>
+          <w:szCs w:val="22"/>
+        </w:rPr>
+        <w:t xml:space="preserve">Restart from scratch</w:t>
+      </w:r>
+    </w:p>
+    <w:tbl>
+      <w:tblPr>
+        <w:tblW w:type="dxa" w:w="9360"/>
+        <w:tblBorders>
+          <w:top w:val="single" w:color="auto" w:sz="4"/>
+          <w:left w:val="single" w:color="auto" w:sz="4"/>
+          <w:bottom w:val="single" w:color="auto" w:sz="4"/>
+          <w:right w:val="single" w:color="auto" w:sz="4"/>
+          <w:insideH w:val="single" w:color="auto" w:sz="4"/>
+          <w:insideV w:val="single" w:color="auto" w:sz="4"/>
+        </w:tblBorders>
+      </w:tblPr>
+      <w:tblGrid>
+        <w:gridCol w:w="9360"/>
+      </w:tblGrid>
+      <w:tr>
+        <w:tc>
+          <w:tcPr>
+            <w:tcW w:type="dxa" w:w="9360"/>
+            <w:tcBorders>
+              <w:top w:val="single" w:color="30363D" w:sz="1"/>
+              <w:left w:val="single" w:color="1A5CB8" w:sz="4"/>
+              <w:bottom w:val="single" w:color="30363D" w:sz="1"/>
+              <w:right w:val="single" w:color="30363D" w:sz="1"/>
+            </w:tcBorders>
+            <w:shd w:fill="1C2333" w:val="clear"/>
+            <w:tcMar>
+              <w:top w:type="dxa" w:w="120"/>
+              <w:left w:type="dxa" w:w="200"/>
+              <w:bottom w:type="dxa" w:w="120"/>
+              <w:right w:type="dxa" w:w="200"/>
+            </w:tcMar>
+          </w:tcPr>
+          <w:p>
+            <w:pPr>
+              <w:spacing w:after="0"/>
+            </w:pPr>
+            <w:r>
+              <w:rPr>
+                <w:rFonts w:ascii="Courier New" w:cs="Courier New" w:eastAsia="Courier New" w:hAnsi="Courier New"/>
+                <w:color w:val="CDD9E5"/>
+                <w:sz w:val="18"/>
+                <w:szCs w:val="18"/>
+              </w:rPr>
+              <w:t xml:space="preserve"># 1. Delete all chunk files so old chunks are not recovered:</w:t>
+            </w:r>
+          </w:p>
+          <w:p>
+            <w:pPr>
+              <w:spacing w:after="0"/>
+            </w:pPr>
+            <w:r>
+              <w:rPr>
+                <w:rFonts w:ascii="Courier New" w:cs="Courier New" w:eastAsia="Courier New" w:hAnsi="Courier New"/>
+                <w:color w:val="CDD9E5"/>
+                <w:sz w:val="18"/>
+                <w:szCs w:val="18"/>
+              </w:rPr>
+              <w:t xml:space="preserve">Remove-Item output/chunks/* -Force</w:t>
+            </w:r>
+          </w:p>
+          <w:p>
+            <w:pPr>
+              <w:spacing w:after="0"/>
+            </w:pPr>
+            <w:r>
+              <w:rPr>
+                <w:rFonts w:ascii="Courier New" w:cs="Courier New" w:eastAsia="Courier New" w:hAnsi="Courier New"/>
+                <w:color w:val="CDD9E5"/>
+                <w:sz w:val="18"/>
+                <w:szCs w:val="18"/>
+              </w:rPr>
+              <w:t xml:space="preserve"/>
+            </w:r>
+          </w:p>
+          <w:p>
+            <w:pPr>
+              <w:spacing w:after="0"/>
+            </w:pPr>
+            <w:r>
+              <w:rPr>
+                <w:rFonts w:ascii="Courier New" w:cs="Courier New" w:eastAsia="Courier New" w:hAnsi="Courier New"/>
+                <w:color w:val="CDD9E5"/>
+                <w:sz w:val="18"/>
+                <w:szCs w:val="18"/>
+              </w:rPr>
+              <w:t xml:space="preserve"># 2. Start fresh (wipes checkpoint keys and source offset):</w:t>
+            </w:r>
+          </w:p>
+          <w:p>
+            <w:pPr>
+              <w:spacing w:after="0"/>
+            </w:pPr>
+            <w:r>
+              <w:rPr>
+                <w:rFonts w:ascii="Courier New" w:cs="Courier New" w:eastAsia="Courier New" w:hAnsi="Courier New"/>
+                <w:color w:val="CDD9E5"/>
+                <w:sz w:val="18"/>
+                <w:szCs w:val="18"/>
+              </w:rPr>
+              <w:t xml:space="preserve">node src/index.js --fresh</w:t>
+            </w:r>
+          </w:p>
+        </w:tc>
+      </w:tr>
+    </w:tbl>
+    <w:p>
+      <w:pPr>
+        <w:spacing w:after="80"/>
+      </w:pPr>
+    </w:p>
+    <w:p>
+      <w:pPr>
+        <w:pStyle w:val="Heading3"/>
+        <w:spacing w:after="60" w:before="200"/>
+      </w:pPr>
+      <w:r>
+        <w:rPr>
+          <w:rFonts w:ascii="Calibri" w:cs="Calibri" w:eastAsia="Calibri" w:hAnsi="Calibri"/>
+          <w:b/>
+          <w:bCs/>
+          <w:color w:val="1A5CB8"/>
+          <w:sz w:val="22"/>
+          <w:szCs w:val="22"/>
+        </w:rPr>
+        <w:t xml:space="preserve">Users in manual-review.xlsx — how to re-try</w:t>
+      </w:r>
+    </w:p>
+    <w:p>
+      <w:pPr>
+        <w:spacing w:after="80"/>
+      </w:pPr>
+      <w:r>
+        <w:rPr>
+          <w:color w:val="0F1C2E"/>
+          <w:sz w:val="22"/>
+          <w:szCs w:val="22"/>
+        </w:rPr>
+        <w:t xml:space="preserve">Fix the data issue in the source record. For a targeted re-run of specific users:</w:t>
+      </w:r>
+    </w:p>
+    <w:p>
+      <w:pPr>
+        <w:pStyle w:val="ListParagraph"/>
+        <w:numPr>
+          <w:ilvl w:val="0"/>
+          <w:numId w:val="1"/>
+        </w:numPr>
+        <w:spacing w:after="60"/>
+      </w:pPr>
+      <w:r>
+        <w:rPr>
+          <w:color w:val="0F1C2E"/>
+          <w:sz w:val="22"/>
+          <w:szCs w:val="22"/>
+        </w:rPr>
+        <w:t xml:space="preserve">Push only the affected users to a new Redis key (e.g. migration:source:rerun)</w:t>
+      </w:r>
+    </w:p>
+    <w:p>
+      <w:pPr>
+        <w:pStyle w:val="ListParagraph"/>
+        <w:numPr>
+          <w:ilvl w:val="0"/>
+          <w:numId w:val="1"/>
+        </w:numPr>
+        <w:spacing w:after="60"/>
+      </w:pPr>
+      <w:r>
+        <w:rPr>
+          <w:color w:val="0F1C2E"/>
+          <w:sz w:val="22"/>
+          <w:szCs w:val="22"/>
+        </w:rPr>
+        <w:t xml:space="preserve">Set REDIS_SOURCE_KEY=migration:source:rerun in your .env</w:t>
+      </w:r>
+    </w:p>
+    <w:p>
+      <w:pPr>
+        <w:pStyle w:val="ListParagraph"/>
+        <w:numPr>
+          <w:ilvl w:val="0"/>
+          <w:numId w:val="1"/>
+        </w:numPr>
+        <w:spacing w:after="60"/>
+      </w:pPr>
+      <w:r>
+        <w:rPr>
+          <w:color w:val="0F1C2E"/>
+          <w:sz w:val="22"/>
+          <w:szCs w:val="22"/>
+        </w:rPr>
+        <w:t xml:space="preserve">Run: node src/index.js --fresh</w:t>
+      </w:r>
+    </w:p>
+    <w:p>
+      <w:pPr>
+        <w:spacing w:after="80"/>
+      </w:pPr>
+    </w:p>
+    <w:tbl>
+      <w:tblPr>
+        <w:tblW w:type="dxa" w:w="9360"/>
+        <w:tblBorders>
+          <w:top w:val="single" w:color="auto" w:sz="4"/>
+          <w:left w:val="single" w:color="auto" w:sz="4"/>
+          <w:bottom w:val="single" w:color="auto" w:sz="4"/>
+          <w:right w:val="single" w:color="auto" w:sz="4"/>
+          <w:insideH w:val="single" w:color="auto" w:sz="4"/>
+          <w:insideV w:val="single" w:color="auto" w:sz="4"/>
+        </w:tblBorders>
+      </w:tblPr>
+      <w:tblGrid>
+        <w:gridCol w:w="9360"/>
+      </w:tblGrid>
+      <w:tr>
+        <w:tc>
+          <w:tcPr>
+            <w:tcW w:type="dxa" w:w="9360"/>
+            <w:tcBorders>
               <w:top w:val="none"/>
               <w:left w:val="single" w:color="1A5CB8" w:sz="8"/>
               <w:bottom w:val="none"/>
@@ -5888,11 +6804,7 @@
 </w:document>
 </file>
 
-<file path=word/comments.xml><?xml version="1.0" encoding="utf-8"?>
-<w:comments xmlns:cx="http://schemas.microsoft.com/office/drawing/2014/chartex" xmlns:cx1="http://schemas.microsoft.com/office/drawing/2015/9/8/chartex" xmlns:cx2="http://schemas.microsoft.com/office/drawing/2015/10/21/chartex" xmlns:cx3="http://schemas.microsoft.com/office/drawing/2016/5/9/chartex" xmlns:cx4="http://schemas.microsoft.com/office/drawing/2016/5/10/chartex" xmlns:cx5="http://schemas.microsoft.com/office/drawing/2016/5/11/chartex" xmlns:cx6="http://schemas.microsoft.com/office/drawing/2016/5/12/chartex" xmlns:cx7="http://schemas.microsoft.com/office/drawing/2016/5/13/chartex" xmlns:cx8="http://schemas.microsoft.com/office/drawing/2016/5/14/chartex" xmlns:mc="http://schemas.openxmlformats.org/markup-compatibility/2006" xmlns:aink="http://schemas.microsoft.com/office/drawing/2016/ink" xmlns:am3d="http://schemas.microsoft.com/office/drawing/2017/model3d" xmlns:o="urn:schemas-microsoft-com:office:office" xmlns:r="http://schemas.openxmlformats.org/officeDocument/2006/relationships" xmlns:m="http://schemas.openxmlformats.org/officeDocument/2006/math" xmlns:v="urn:schemas-microsoft-com:vml" xmlns:wp14="http://schemas.microsoft.com/office/word/2010/wordprocessingDrawing" xmlns:wp="http://schemas.openxmlformats.org/drawingml/2006/wordprocessingDrawing" xmlns:w10="urn:schemas-microsoft-com:office:word" xmlns:w="http://schemas.openxmlformats.org/wordprocessingml/2006/main" xmlns:w14="http://schemas.microsoft.com/office/word/2010/wordml" xmlns:w15="http://schemas.microsoft.com/office/word/2012/wordml" xmlns:w16cex="http://schemas.microsoft.com/office/word/2018/wordml/cex" xmlns:w16cid="http://schemas.microsoft.com/office/word/2016/wordml/cid" xmlns:w16="http://schemas.microsoft.com/office/word/2018/wordml" xmlns:w16sdtdh="http://schemas.microsoft.com/office/word/2020/wordml/sdtdatahash" xmlns:w16se="http://schemas.microsoft.com/office/word/2015/wordml/symex" xmlns:wpg="http://schemas.microsoft.com/office/word/2010/wordprocessingGroup" xmlns:wpi="http://schemas.microsoft.com/office/word/2010/wordprocessingInk" xmlns:wne="http://schemas.microsoft.com/office/word/2006/wordml" xmlns:wps="http://schemas.microsoft.com/office/word/2010/wordprocessingShape"/>
-</file>
-
-<file path=word/endnotes.xml><?xml version="1.0" encoding="utf-8"?>
+<file path=word\endnotes.xml><?xml version="1.0" encoding="utf-8"?>
 <w:endnotes xmlns:wpc="http://schemas.microsoft.com/office/word/2010/wordprocessingCanvas" xmlns:mc="http://schemas.openxmlformats.org/markup-compatibility/2006" xmlns:o="urn:schemas-microsoft-com:office:office" xmlns:r="http://schemas.openxmlformats.org/officeDocument/2006/relationships" xmlns:m="http://schemas.openxmlformats.org/officeDocument/2006/math" xmlns:v="urn:schemas-microsoft-com:vml" xmlns:wp14="http://schemas.microsoft.com/office/word/2010/wordprocessingDrawing" xmlns:wp="http://schemas.openxmlformats.org/drawingml/2006/wordprocessingDrawing" xmlns:w10="urn:schemas-microsoft-com:office:word" xmlns:w="http://schemas.openxmlformats.org/wordprocessingml/2006/main" xmlns:w14="http://schemas.microsoft.com/office/word/2010/wordml" xmlns:w15="http://schemas.microsoft.com/office/word/2012/wordml" xmlns:wpg="http://schemas.microsoft.com/office/word/2010/wordprocessingGroup" xmlns:wpi="http://schemas.microsoft.com/office/word/2010/wordprocessingInk" xmlns:wne="http://schemas.microsoft.com/office/word/2006/wordml" xmlns:wps="http://schemas.microsoft.com/office/word/2010/wordprocessingShape" mc:Ignorable="w14 w15 wp14">
   <w:endnote w:type="separator" w:id="-1">
     <w:p>
@@ -5929,7 +6841,11 @@
 </w:endnotes>
 </file>
 
-<file path=word/footnotes.xml><?xml version="1.0" encoding="utf-8"?>
+<file path=word\fontTable.xml><?xml version="1.0" encoding="utf-8"?>
+<w:fonts xmlns:mc="http://schemas.openxmlformats.org/markup-compatibility/2006" xmlns:r="http://schemas.openxmlformats.org/officeDocument/2006/relationships" xmlns:w="http://schemas.openxmlformats.org/wordprocessingml/2006/main" xmlns:w14="http://schemas.microsoft.com/office/word/2010/wordml" xmlns:w15="http://schemas.microsoft.com/office/word/2012/wordml" xmlns:w16cex="http://schemas.microsoft.com/office/word/2018/wordml/cex" xmlns:w16cid="http://schemas.microsoft.com/office/word/2016/wordml/cid" xmlns:w16="http://schemas.microsoft.com/office/word/2018/wordml" xmlns:w16sdtdh="http://schemas.microsoft.com/office/word/2020/wordml/sdtdatahash" xmlns:w16se="http://schemas.microsoft.com/office/word/2015/wordml/symex" mc:Ignorable="w14 w15 w16se w16cid w16 w16cex w16sdtdh"/>
+</file>
+
+<file path=word\footnotes.xml><?xml version="1.0" encoding="utf-8"?>
 <w:footnotes xmlns:wpc="http://schemas.microsoft.com/office/word/2010/wordprocessingCanvas" xmlns:mc="http://schemas.openxmlformats.org/markup-compatibility/2006" xmlns:o="urn:schemas-microsoft-com:office:office" xmlns:r="http://schemas.openxmlformats.org/officeDocument/2006/relationships" xmlns:m="http://schemas.openxmlformats.org/officeDocument/2006/math" xmlns:v="urn:schemas-microsoft-com:vml" xmlns:wp14="http://schemas.microsoft.com/office/word/2010/wordprocessingDrawing" xmlns:wp="http://schemas.openxmlformats.org/drawingml/2006/wordprocessingDrawing" xmlns:w10="urn:schemas-microsoft-com:office:word" xmlns:w="http://schemas.openxmlformats.org/wordprocessingml/2006/main" xmlns:w14="http://schemas.microsoft.com/office/word/2010/wordml" xmlns:w15="http://schemas.microsoft.com/office/word/2012/wordml" xmlns:wpg="http://schemas.microsoft.com/office/word/2010/wordprocessingGroup" xmlns:wpi="http://schemas.microsoft.com/office/word/2010/wordprocessingInk" xmlns:wne="http://schemas.microsoft.com/office/word/2006/wordml" xmlns:wps="http://schemas.microsoft.com/office/word/2010/wordprocessingShape" mc:Ignorable="w14 w15 wp14">
   <w:footnote w:type="separator" w:id="-1">
     <w:p>
@@ -5966,7 +6882,7 @@
 </w:footnotes>
 </file>
 
-<file path=word/numbering.xml><?xml version="1.0" encoding="utf-8"?>
+<file path=word\numbering.xml><?xml version="1.0" encoding="utf-8"?>
 <w:numbering xmlns:wpc="http://schemas.microsoft.com/office/word/2010/wordprocessingCanvas" xmlns:mc="http://schemas.openxmlformats.org/markup-compatibility/2006" xmlns:o="urn:schemas-microsoft-com:office:office" xmlns:r="http://schemas.openxmlformats.org/officeDocument/2006/relationships" xmlns:m="http://schemas.openxmlformats.org/officeDocument/2006/math" xmlns:v="urn:schemas-microsoft-com:vml" xmlns:wp14="http://schemas.microsoft.com/office/word/2010/wordprocessingDrawing" xmlns:wp="http://schemas.openxmlformats.org/drawingml/2006/wordprocessingDrawing" xmlns:w10="urn:schemas-microsoft-com:office:word" xmlns:w="http://schemas.openxmlformats.org/wordprocessingml/2006/main" xmlns:w14="http://schemas.microsoft.com/office/word/2010/wordml" xmlns:w15="http://schemas.microsoft.com/office/word/2012/wordml" xmlns:wpg="http://schemas.microsoft.com/office/word/2010/wordprocessingGroup" xmlns:wpi="http://schemas.microsoft.com/office/word/2010/wordprocessingInk" xmlns:wne="http://schemas.microsoft.com/office/word/2006/wordml" xmlns:wps="http://schemas.microsoft.com/office/word/2010/wordprocessingShape" mc:Ignorable="w14 w15 wp14">
   <w:abstractNum w:abstractNumId="1" w15:restartNumberingAfterBreak="0">
     <w:multiLevelType w:val="hybridMultilevel"/>
@@ -6082,7 +6998,17 @@
 </w:numbering>
 </file>
 
-<file path=word/styles.xml><?xml version="1.0" encoding="utf-8"?>
+<file path=word\settings.xml><?xml version="1.0" encoding="utf-8"?>
+<w:settings xmlns:wpc="http://schemas.microsoft.com/office/word/2010/wordprocessingCanvas" xmlns:mc="http://schemas.openxmlformats.org/markup-compatibility/2006" xmlns:o="urn:schemas-microsoft-com:office:office" xmlns:r="http://schemas.openxmlformats.org/officeDocument/2006/relationships" xmlns:m="http://schemas.openxmlformats.org/officeDocument/2006/math" xmlns:v="urn:schemas-microsoft-com:vml" xmlns:wp14="http://schemas.microsoft.com/office/word/2010/wordprocessingDrawing" xmlns:wp="http://schemas.openxmlformats.org/drawingml/2006/wordprocessingDrawing" xmlns:w10="urn:schemas-microsoft-com:office:word" xmlns:w="http://schemas.openxmlformats.org/wordprocessingml/2006/main" xmlns:w14="http://schemas.microsoft.com/office/word/2010/wordml" xmlns:w15="http://schemas.microsoft.com/office/word/2012/wordml" xmlns:wpg="http://schemas.microsoft.com/office/word/2010/wordprocessingGroup" xmlns:wpi="http://schemas.microsoft.com/office/word/2010/wordprocessingInk" xmlns:wne="http://schemas.microsoft.com/office/word/2006/wordml" xmlns:wps="http://schemas.microsoft.com/office/word/2010/wordprocessingShape" mc:Ignorable="w14 w15 wp14">
+  <w:displayBackgroundShape/>
+  <w:evenAndOddHeaders w:val="false"/>
+  <w:compat>
+    <w:compatSetting w:val="15" w:name="compatibilityMode" w:uri="http://schemas.microsoft.com/office/word"/>
+  </w:compat>
+</w:settings>
+</file>
+
+<file path=word\styles.xml><?xml version="1.0" encoding="utf-8"?>
 <w:styles xmlns:mc="http://schemas.openxmlformats.org/markup-compatibility/2006" xmlns:r="http://schemas.openxmlformats.org/officeDocument/2006/relationships" xmlns:w="http://schemas.openxmlformats.org/wordprocessingml/2006/main" xmlns:w14="http://schemas.microsoft.com/office/word/2010/wordml" xmlns:w15="http://schemas.microsoft.com/office/word/2012/wordml" mc:Ignorable="w14 w15">
   <w:docDefaults>
     <w:rPrDefault/>
